--- a/analysis/01_ניתוח_ספרותי_מקיף.docx
+++ b/analysis/01_ניתוח_ספרותי_מקיף.docx
@@ -4603,7 +4603,7 @@
           <w:szCs w:val="22"/>
           <w:rtl/>
         </w:rPr>
-        <w:t xml:space="preserve">"רק X נשאר/ה רגוע/ה"</w:t>
+        <w:t xml:space="preserve">"רק הילד שזה תורו נשאר רגוע"</w:t>
       </w:r>
     </w:p>
     <w:p>
@@ -4629,7 +4629,7 @@
           <w:szCs w:val="22"/>
           <w:rtl/>
         </w:rPr>
-        <w:t xml:space="preserve">X מפעיל/ה את הכוח ופותר/ת</w:t>
+        <w:t xml:space="preserve">אותו ילד מפעיל את הכוח שלו ופותר</w:t>
       </w:r>
     </w:p>
     <w:p>
@@ -4707,7 +4707,7 @@
           <w:szCs w:val="22"/>
           <w:rtl/>
         </w:rPr>
-        <w:t xml:space="preserve">X מחייך/ת ואומר/ת פתגם</w:t>
+        <w:t xml:space="preserve">אותו ילד מחייך ואומר פתגם</w:t>
       </w:r>
     </w:p>
     <w:p>
@@ -6616,7 +6616,7 @@
           <w:szCs w:val="22"/>
           <w:rtl/>
         </w:rPr>
-        <w:t xml:space="preserve">פסיק מחבר במקום נקודה (comma splice): </w:t>
+        <w:t xml:space="preserve">פסיק שמחבר שני משפטים עצמאיים במקום נקודה: </w:t>
       </w:r>
       <w:r>
         <w:rPr>
@@ -10138,7 +10138,7 @@
           <w:szCs w:val="22"/>
           <w:rtl/>
         </w:rPr>
-        <w:t xml:space="preserve">שם הגיבורה הוא סאני. Sunny. שמש. והיא — היחידה מבין שישה — מקבלת בסוף עלה שעליו מצוירת שמש.</w:t>
+        <w:t xml:space="preserve">שם הגיבורה הוא סאני — שם שפירושו באנגלית "שְׁטוּפַת שמש", "מוארת". והיא, היחידה מבין שישה, מקבלת בסוף עלה שעליו מצוירת שמש.</w:t>
       </w:r>
     </w:p>
     <w:p>

--- a/analysis/01_ניתוח_ספרותי_מקיף.docx
+++ b/analysis/01_ניתוח_ספרותי_מקיף.docx
@@ -15893,6 +15893,8 @@
       <w:pgSz w:w="11906" w:h="16838" w:orient="portrait"/>
       <w:pgMar w:top="1296" w:right="1296" w:bottom="1296" w:left="1296" w:header="708" w:footer="708" w:gutter="0"/>
       <w:pgNumType/>
+      <w:bidi/>
+      <w:rtlGutter/>
       <w:docGrid w:linePitch="360"/>
     </w:sectPr>
   </w:body>
@@ -16071,8 +16073,13 @@
       <w:lvlText w:val="•"/>
       <w:lvlJc w:val="right"/>
       <w:pPr>
-        <w:ind w:right="360" w:hanging="220"/>
-      </w:pPr>
+        <w:bidi/>
+        <w:ind w:right="360" w:hanging="240"/>
+      </w:pPr>
+      <w:rPr>
+        <w:rFonts w:ascii="Arial" w:cs="Arial" w:eastAsia="Arial" w:hAnsi="Arial"/>
+        <w:rtl/>
+      </w:rPr>
     </w:lvl>
     <w:lvl w:ilvl="1" w15:tentative="1">
       <w:start w:val="1"/>
@@ -16080,8 +16087,13 @@
       <w:lvlText w:val="◦"/>
       <w:lvlJc w:val="right"/>
       <w:pPr>
-        <w:ind w:right="720" w:hanging="220"/>
-      </w:pPr>
+        <w:bidi/>
+        <w:ind w:right="720" w:hanging="240"/>
+      </w:pPr>
+      <w:rPr>
+        <w:rFonts w:ascii="Arial" w:cs="Arial" w:eastAsia="Arial" w:hAnsi="Arial"/>
+        <w:rtl/>
+      </w:rPr>
     </w:lvl>
   </w:abstractNum>
   <w:abstractNum w:abstractNumId="3" w15:restartNumberingAfterBreak="0">
@@ -16092,8 +16104,13 @@
       <w:lvlText w:val="%1."/>
       <w:lvlJc w:val="right"/>
       <w:pPr>
-        <w:ind w:right="400" w:hanging="260"/>
-      </w:pPr>
+        <w:bidi/>
+        <w:ind w:right="400" w:hanging="240"/>
+      </w:pPr>
+      <w:rPr>
+        <w:rFonts w:ascii="Arial" w:cs="Arial" w:eastAsia="Arial" w:hAnsi="Arial"/>
+        <w:rtl/>
+      </w:rPr>
     </w:lvl>
   </w:abstractNum>
   <w:num w:numId="1">
@@ -16126,6 +16143,7 @@
         <w:color w:val="1A1A1A"/>
         <w:sz w:val="22"/>
         <w:szCs w:val="22"/>
+        <w:rtl/>
       </w:rPr>
     </w:rPrDefault>
     <w:pPrDefault>

--- a/analysis/01_ניתוח_ספרותי_מקיף.docx
+++ b/analysis/01_ניתוח_ספרותי_מקיף.docx
@@ -7,7 +7,6 @@
         <w:keepNext w:val="false"/>
         <w:bidi/>
         <w:spacing w:after="0" w:before="0" w:line="300"/>
-        <w:jc w:val="right"/>
       </w:pPr>
       <w:r>
         <w:rPr>
@@ -29,7 +28,6 @@
         <w:keepNext w:val="false"/>
         <w:bidi/>
         <w:spacing w:after="0" w:before="0" w:line="300"/>
-        <w:jc w:val="right"/>
       </w:pPr>
       <w:r>
         <w:rPr>
@@ -51,7 +49,6 @@
         <w:keepNext w:val="false"/>
         <w:bidi/>
         <w:spacing w:after="0" w:before="0" w:line="300"/>
-        <w:jc w:val="right"/>
       </w:pPr>
       <w:r>
         <w:rPr>
@@ -73,7 +70,6 @@
         <w:keepNext w:val="false"/>
         <w:bidi/>
         <w:spacing w:after="0" w:before="0" w:line="300"/>
-        <w:jc w:val="right"/>
       </w:pPr>
       <w:r>
         <w:rPr>
@@ -306,7 +302,6 @@
         <w:keepNext/>
         <w:bidi/>
         <w:spacing w:after="160" w:before="400"/>
-        <w:jc w:val="right"/>
       </w:pPr>
       <w:r>
         <w:rPr>
@@ -329,7 +324,6 @@
         <w:keepNext w:val="false"/>
         <w:bidi/>
         <w:spacing w:after="120" w:before="0" w:line="300"/>
-        <w:jc w:val="right"/>
       </w:pPr>
       <w:r>
         <w:rPr>
@@ -351,7 +345,6 @@
         <w:keepNext w:val="false"/>
         <w:bidi/>
         <w:spacing w:after="120" w:before="0" w:line="300"/>
-        <w:jc w:val="right"/>
       </w:pPr>
       <w:r>
         <w:rPr>
@@ -377,7 +370,6 @@
         </w:numPr>
         <w:bidi/>
         <w:spacing w:after="80" w:line="290"/>
-        <w:jc w:val="right"/>
       </w:pPr>
       <w:r>
         <w:rPr>
@@ -417,7 +409,6 @@
         </w:numPr>
         <w:bidi/>
         <w:spacing w:after="80" w:line="290"/>
-        <w:jc w:val="right"/>
       </w:pPr>
       <w:r>
         <w:rPr>
@@ -457,7 +448,6 @@
         </w:numPr>
         <w:bidi/>
         <w:spacing w:after="80" w:line="290"/>
-        <w:jc w:val="right"/>
       </w:pPr>
       <w:r>
         <w:rPr>
@@ -497,7 +487,6 @@
         </w:numPr>
         <w:bidi/>
         <w:spacing w:after="80" w:line="290"/>
-        <w:jc w:val="right"/>
       </w:pPr>
       <w:r>
         <w:rPr>
@@ -537,7 +526,6 @@
         </w:numPr>
         <w:bidi/>
         <w:spacing w:after="80" w:line="290"/>
-        <w:jc w:val="right"/>
       </w:pPr>
       <w:r>
         <w:rPr>
@@ -577,7 +565,6 @@
         </w:numPr>
         <w:bidi/>
         <w:spacing w:after="80" w:line="290"/>
-        <w:jc w:val="right"/>
       </w:pPr>
       <w:r>
         <w:rPr>
@@ -617,7 +604,6 @@
         </w:numPr>
         <w:bidi/>
         <w:spacing w:after="80" w:line="290"/>
-        <w:jc w:val="right"/>
       </w:pPr>
       <w:r>
         <w:rPr>
@@ -653,7 +639,6 @@
         <w:keepNext w:val="false"/>
         <w:bidi/>
         <w:spacing w:after="0" w:before="0" w:line="300"/>
-        <w:jc w:val="right"/>
       </w:pPr>
       <w:r>
         <w:rPr>
@@ -674,13 +659,12 @@
       <w:pPr>
         <w:keepNext w:val="false"/>
         <w:pBdr>
-          <w:right w:val="single" w:color="1F4E79" w:sz="18" w:space="8"/>
+          <w:left w:val="single" w:color="1F4E79" w:sz="18" w:space="8"/>
         </w:pBdr>
         <w:shd w:fill="EEF3F9" w:color="auto" w:val="clear"/>
         <w:bidi/>
         <w:spacing w:after="140" w:before="0" w:line="300"/>
         <w:ind w:left="120" w:right="120"/>
-        <w:jc w:val="right"/>
       </w:pPr>
       <w:r>
         <w:rPr>
@@ -725,7 +709,6 @@
         <w:keepNext/>
         <w:bidi/>
         <w:spacing w:after="160" w:before="400"/>
-        <w:jc w:val="right"/>
       </w:pPr>
       <w:r>
         <w:rPr>
@@ -748,7 +731,6 @@
         <w:keepNext w:val="false"/>
         <w:bidi/>
         <w:spacing w:after="40" w:before="0" w:line="300"/>
-        <w:jc w:val="right"/>
       </w:pPr>
       <w:r>
         <w:rPr>
@@ -784,7 +766,6 @@
         <w:keepNext w:val="false"/>
         <w:bidi/>
         <w:spacing w:after="200" w:before="0" w:line="300"/>
-        <w:jc w:val="right"/>
       </w:pPr>
       <w:r>
         <w:rPr>
@@ -821,7 +802,6 @@
         <w:keepNext/>
         <w:bidi/>
         <w:spacing w:after="160" w:before="320"/>
-        <w:jc w:val="right"/>
       </w:pPr>
       <w:r>
         <w:rPr>
@@ -844,7 +824,6 @@
         <w:keepNext w:val="false"/>
         <w:bidi/>
         <w:spacing w:after="120" w:before="0" w:line="300"/>
-        <w:jc w:val="right"/>
       </w:pPr>
       <w:r>
         <w:rPr>
@@ -880,7 +859,6 @@
         <w:keepNext w:val="false"/>
         <w:bidi/>
         <w:spacing w:after="120" w:before="0" w:line="300"/>
-        <w:jc w:val="right"/>
       </w:pPr>
       <w:r>
         <w:rPr>
@@ -917,7 +895,6 @@
         <w:keepNext/>
         <w:bidi/>
         <w:spacing w:after="160" w:before="320"/>
-        <w:jc w:val="right"/>
       </w:pPr>
       <w:r>
         <w:rPr>
@@ -940,7 +917,6 @@
         <w:keepNext w:val="false"/>
         <w:bidi/>
         <w:spacing w:after="120" w:before="0" w:line="300"/>
-        <w:jc w:val="right"/>
       </w:pPr>
       <w:r>
         <w:rPr>
@@ -976,7 +952,6 @@
         <w:keepNext w:val="false"/>
         <w:bidi/>
         <w:spacing w:after="120" w:before="0" w:line="300"/>
-        <w:jc w:val="right"/>
       </w:pPr>
       <w:r>
         <w:rPr>
@@ -1012,7 +987,6 @@
         <w:keepNext w:val="false"/>
         <w:bidi/>
         <w:spacing w:after="120" w:before="0" w:line="300"/>
-        <w:jc w:val="right"/>
       </w:pPr>
       <w:r>
         <w:rPr>
@@ -1049,7 +1023,6 @@
         <w:keepNext/>
         <w:bidi/>
         <w:spacing w:after="160" w:before="320"/>
-        <w:jc w:val="right"/>
       </w:pPr>
       <w:r>
         <w:rPr>
@@ -1072,7 +1045,6 @@
         <w:keepNext w:val="false"/>
         <w:bidi/>
         <w:spacing w:after="120" w:before="0" w:line="300"/>
-        <w:jc w:val="right"/>
       </w:pPr>
       <w:r>
         <w:rPr>
@@ -1094,7 +1066,6 @@
         <w:keepNext w:val="false"/>
         <w:bidi/>
         <w:spacing w:after="120" w:before="0" w:line="300"/>
-        <w:jc w:val="right"/>
       </w:pPr>
       <w:r>
         <w:rPr>
@@ -1116,7 +1087,6 @@
         <w:keepNext w:val="false"/>
         <w:bidi/>
         <w:spacing w:after="0" w:before="0" w:line="300"/>
-        <w:jc w:val="right"/>
       </w:pPr>
       <w:r>
         <w:rPr>
@@ -1137,13 +1107,12 @@
       <w:pPr>
         <w:keepNext w:val="false"/>
         <w:pBdr>
-          <w:right w:val="single" w:color="8A6A12" w:sz="18" w:space="8"/>
+          <w:left w:val="single" w:color="8A6A12" w:sz="18" w:space="8"/>
         </w:pBdr>
         <w:shd w:fill="FBF6E7" w:color="auto" w:val="clear"/>
         <w:bidi/>
         <w:spacing w:after="140" w:before="0" w:line="300"/>
         <w:ind w:left="120" w:right="120"/>
-        <w:jc w:val="right"/>
       </w:pPr>
       <w:r>
         <w:rPr>
@@ -1188,7 +1157,6 @@
         <w:keepNext/>
         <w:bidi/>
         <w:spacing w:after="160" w:before="400"/>
-        <w:jc w:val="right"/>
       </w:pPr>
       <w:r>
         <w:rPr>
@@ -1211,7 +1179,6 @@
         <w:keepNext w:val="false"/>
         <w:bidi/>
         <w:spacing w:after="120" w:before="0" w:line="300"/>
-        <w:jc w:val="right"/>
       </w:pPr>
       <w:r>
         <w:rPr>
@@ -1234,7 +1201,6 @@
         <w:keepNext/>
         <w:bidi/>
         <w:spacing w:after="160" w:before="320"/>
-        <w:jc w:val="right"/>
       </w:pPr>
       <w:r>
         <w:rPr>
@@ -1291,7 +1257,6 @@
               <w:shd w:fill="E9EEF4" w:color="auto" w:val="clear"/>
               <w:bidi/>
               <w:spacing w:after="40" w:before="0" w:line="300"/>
-              <w:jc w:val="right"/>
             </w:pPr>
             <w:r>
               <w:rPr>
@@ -1326,7 +1291,6 @@
               <w:shd w:fill="E9EEF4" w:color="auto" w:val="clear"/>
               <w:bidi/>
               <w:spacing w:after="40" w:before="0" w:line="300"/>
-              <w:jc w:val="right"/>
             </w:pPr>
             <w:r>
               <w:rPr>
@@ -1361,7 +1325,6 @@
               <w:shd w:fill="E9EEF4" w:color="auto" w:val="clear"/>
               <w:bidi/>
               <w:spacing w:after="40" w:before="0" w:line="300"/>
-              <w:jc w:val="right"/>
             </w:pPr>
             <w:r>
               <w:rPr>
@@ -1396,7 +1359,6 @@
               <w:keepNext w:val="false"/>
               <w:bidi/>
               <w:spacing w:after="40" w:before="0" w:line="300"/>
-              <w:jc w:val="right"/>
             </w:pPr>
             <w:r>
               <w:rPr>
@@ -1429,7 +1391,6 @@
               <w:keepNext w:val="false"/>
               <w:bidi/>
               <w:spacing w:after="40" w:before="0" w:line="300"/>
-              <w:jc w:val="right"/>
             </w:pPr>
             <w:r>
               <w:rPr>
@@ -1462,7 +1423,6 @@
               <w:keepNext w:val="false"/>
               <w:bidi/>
               <w:spacing w:after="40" w:before="0" w:line="300"/>
-              <w:jc w:val="right"/>
             </w:pPr>
             <w:r>
               <w:rPr>
@@ -1499,7 +1459,6 @@
               <w:shd w:fill="FAFAFA" w:color="auto" w:val="clear"/>
               <w:bidi/>
               <w:spacing w:after="40" w:before="0" w:line="300"/>
-              <w:jc w:val="right"/>
             </w:pPr>
             <w:r>
               <w:rPr>
@@ -1534,7 +1493,6 @@
               <w:shd w:fill="FAFAFA" w:color="auto" w:val="clear"/>
               <w:bidi/>
               <w:spacing w:after="40" w:before="0" w:line="300"/>
-              <w:jc w:val="right"/>
             </w:pPr>
             <w:r>
               <w:rPr>
@@ -1569,7 +1527,6 @@
               <w:shd w:fill="FAFAFA" w:color="auto" w:val="clear"/>
               <w:bidi/>
               <w:spacing w:after="40" w:before="0" w:line="300"/>
-              <w:jc w:val="right"/>
             </w:pPr>
             <w:r>
               <w:rPr>
@@ -1604,7 +1561,6 @@
               <w:keepNext w:val="false"/>
               <w:bidi/>
               <w:spacing w:after="40" w:before="0" w:line="300"/>
-              <w:jc w:val="right"/>
             </w:pPr>
             <w:r>
               <w:rPr>
@@ -1637,7 +1593,6 @@
               <w:keepNext w:val="false"/>
               <w:bidi/>
               <w:spacing w:after="40" w:before="0" w:line="300"/>
-              <w:jc w:val="right"/>
             </w:pPr>
             <w:r>
               <w:rPr>
@@ -1670,7 +1625,6 @@
               <w:keepNext w:val="false"/>
               <w:bidi/>
               <w:spacing w:after="40" w:before="0" w:line="300"/>
-              <w:jc w:val="right"/>
             </w:pPr>
             <w:r>
               <w:rPr>
@@ -1707,7 +1661,6 @@
               <w:shd w:fill="FAFAFA" w:color="auto" w:val="clear"/>
               <w:bidi/>
               <w:spacing w:after="40" w:before="0" w:line="300"/>
-              <w:jc w:val="right"/>
             </w:pPr>
             <w:r>
               <w:rPr>
@@ -1742,7 +1695,6 @@
               <w:shd w:fill="FAFAFA" w:color="auto" w:val="clear"/>
               <w:bidi/>
               <w:spacing w:after="40" w:before="0" w:line="300"/>
-              <w:jc w:val="right"/>
             </w:pPr>
             <w:r>
               <w:rPr>
@@ -1777,7 +1729,6 @@
               <w:shd w:fill="FAFAFA" w:color="auto" w:val="clear"/>
               <w:bidi/>
               <w:spacing w:after="40" w:before="0" w:line="300"/>
-              <w:jc w:val="right"/>
             </w:pPr>
             <w:r>
               <w:rPr>
@@ -1802,7 +1753,6 @@
         <w:keepNext w:val="false"/>
         <w:bidi/>
         <w:spacing w:after="0" w:before="0" w:line="300"/>
-        <w:jc w:val="right"/>
       </w:pPr>
       <w:r>
         <w:rPr>
@@ -1825,7 +1775,6 @@
         <w:keepNext/>
         <w:bidi/>
         <w:spacing w:after="160" w:before="320"/>
-        <w:jc w:val="right"/>
       </w:pPr>
       <w:r>
         <w:rPr>
@@ -1882,7 +1831,6 @@
               <w:shd w:fill="E9EEF4" w:color="auto" w:val="clear"/>
               <w:bidi/>
               <w:spacing w:after="40" w:before="0" w:line="300"/>
-              <w:jc w:val="right"/>
             </w:pPr>
             <w:r>
               <w:rPr>
@@ -1917,7 +1865,6 @@
               <w:shd w:fill="E9EEF4" w:color="auto" w:val="clear"/>
               <w:bidi/>
               <w:spacing w:after="40" w:before="0" w:line="300"/>
-              <w:jc w:val="right"/>
             </w:pPr>
             <w:r>
               <w:rPr>
@@ -1952,7 +1899,6 @@
               <w:shd w:fill="E9EEF4" w:color="auto" w:val="clear"/>
               <w:bidi/>
               <w:spacing w:after="40" w:before="0" w:line="300"/>
-              <w:jc w:val="right"/>
             </w:pPr>
             <w:r>
               <w:rPr>
@@ -1987,7 +1933,6 @@
               <w:keepNext w:val="false"/>
               <w:bidi/>
               <w:spacing w:after="40" w:before="0" w:line="300"/>
-              <w:jc w:val="right"/>
             </w:pPr>
             <w:r>
               <w:rPr>
@@ -2020,7 +1965,6 @@
               <w:keepNext w:val="false"/>
               <w:bidi/>
               <w:spacing w:after="40" w:before="0" w:line="300"/>
-              <w:jc w:val="right"/>
             </w:pPr>
             <w:r>
               <w:rPr>
@@ -2053,7 +1997,6 @@
               <w:keepNext w:val="false"/>
               <w:bidi/>
               <w:spacing w:after="40" w:before="0" w:line="300"/>
-              <w:jc w:val="right"/>
             </w:pPr>
             <w:r>
               <w:rPr>
@@ -2090,7 +2033,6 @@
               <w:shd w:fill="FAFAFA" w:color="auto" w:val="clear"/>
               <w:bidi/>
               <w:spacing w:after="40" w:before="0" w:line="300"/>
-              <w:jc w:val="right"/>
             </w:pPr>
             <w:r>
               <w:rPr>
@@ -2125,7 +2067,6 @@
               <w:shd w:fill="FAFAFA" w:color="auto" w:val="clear"/>
               <w:bidi/>
               <w:spacing w:after="40" w:before="0" w:line="300"/>
-              <w:jc w:val="right"/>
             </w:pPr>
             <w:r>
               <w:rPr>
@@ -2160,7 +2101,6 @@
               <w:shd w:fill="FAFAFA" w:color="auto" w:val="clear"/>
               <w:bidi/>
               <w:spacing w:after="40" w:before="0" w:line="300"/>
-              <w:jc w:val="right"/>
             </w:pPr>
             <w:r>
               <w:rPr>
@@ -2195,7 +2135,6 @@
               <w:keepNext w:val="false"/>
               <w:bidi/>
               <w:spacing w:after="40" w:before="0" w:line="300"/>
-              <w:jc w:val="right"/>
             </w:pPr>
             <w:r>
               <w:rPr>
@@ -2228,7 +2167,6 @@
               <w:keepNext w:val="false"/>
               <w:bidi/>
               <w:spacing w:after="40" w:before="0" w:line="300"/>
-              <w:jc w:val="right"/>
             </w:pPr>
             <w:r>
               <w:rPr>
@@ -2261,7 +2199,6 @@
               <w:keepNext w:val="false"/>
               <w:bidi/>
               <w:spacing w:after="40" w:before="0" w:line="300"/>
-              <w:jc w:val="right"/>
             </w:pPr>
             <w:r>
               <w:rPr>
@@ -2298,7 +2235,6 @@
               <w:shd w:fill="FAFAFA" w:color="auto" w:val="clear"/>
               <w:bidi/>
               <w:spacing w:after="40" w:before="0" w:line="300"/>
-              <w:jc w:val="right"/>
             </w:pPr>
             <w:r>
               <w:rPr>
@@ -2333,7 +2269,6 @@
               <w:shd w:fill="FAFAFA" w:color="auto" w:val="clear"/>
               <w:bidi/>
               <w:spacing w:after="40" w:before="0" w:line="300"/>
-              <w:jc w:val="right"/>
             </w:pPr>
             <w:r>
               <w:rPr>
@@ -2368,7 +2303,6 @@
               <w:shd w:fill="FAFAFA" w:color="auto" w:val="clear"/>
               <w:bidi/>
               <w:spacing w:after="40" w:before="0" w:line="300"/>
-              <w:jc w:val="right"/>
             </w:pPr>
             <w:r>
               <w:rPr>
@@ -2393,7 +2327,6 @@
         <w:keepNext w:val="false"/>
         <w:bidi/>
         <w:spacing w:after="0" w:before="0" w:line="300"/>
-        <w:jc w:val="right"/>
       </w:pPr>
       <w:r>
         <w:rPr>
@@ -2416,7 +2349,6 @@
         <w:keepNext/>
         <w:bidi/>
         <w:spacing w:after="160" w:before="320"/>
-        <w:jc w:val="right"/>
       </w:pPr>
       <w:r>
         <w:rPr>
@@ -2473,7 +2405,6 @@
               <w:shd w:fill="E9EEF4" w:color="auto" w:val="clear"/>
               <w:bidi/>
               <w:spacing w:after="40" w:before="0" w:line="300"/>
-              <w:jc w:val="right"/>
             </w:pPr>
             <w:r>
               <w:rPr>
@@ -2508,7 +2439,6 @@
               <w:shd w:fill="E9EEF4" w:color="auto" w:val="clear"/>
               <w:bidi/>
               <w:spacing w:after="40" w:before="0" w:line="300"/>
-              <w:jc w:val="right"/>
             </w:pPr>
             <w:r>
               <w:rPr>
@@ -2543,7 +2473,6 @@
               <w:shd w:fill="E9EEF4" w:color="auto" w:val="clear"/>
               <w:bidi/>
               <w:spacing w:after="40" w:before="0" w:line="300"/>
-              <w:jc w:val="right"/>
             </w:pPr>
             <w:r>
               <w:rPr>
@@ -2578,7 +2507,6 @@
               <w:keepNext w:val="false"/>
               <w:bidi/>
               <w:spacing w:after="40" w:before="0" w:line="300"/>
-              <w:jc w:val="right"/>
             </w:pPr>
             <w:r>
               <w:rPr>
@@ -2611,7 +2539,6 @@
               <w:keepNext w:val="false"/>
               <w:bidi/>
               <w:spacing w:after="40" w:before="0" w:line="300"/>
-              <w:jc w:val="right"/>
             </w:pPr>
             <w:r>
               <w:rPr>
@@ -2644,7 +2571,6 @@
               <w:keepNext w:val="false"/>
               <w:bidi/>
               <w:spacing w:after="40" w:before="0" w:line="300"/>
-              <w:jc w:val="right"/>
             </w:pPr>
             <w:r>
               <w:rPr>
@@ -2681,7 +2607,6 @@
               <w:shd w:fill="FAFAFA" w:color="auto" w:val="clear"/>
               <w:bidi/>
               <w:spacing w:after="40" w:before="0" w:line="300"/>
-              <w:jc w:val="right"/>
             </w:pPr>
             <w:r>
               <w:rPr>
@@ -2716,7 +2641,6 @@
               <w:shd w:fill="FAFAFA" w:color="auto" w:val="clear"/>
               <w:bidi/>
               <w:spacing w:after="40" w:before="0" w:line="300"/>
-              <w:jc w:val="right"/>
             </w:pPr>
             <w:r>
               <w:rPr>
@@ -2751,7 +2675,6 @@
               <w:shd w:fill="FAFAFA" w:color="auto" w:val="clear"/>
               <w:bidi/>
               <w:spacing w:after="40" w:before="0" w:line="300"/>
-              <w:jc w:val="right"/>
             </w:pPr>
             <w:r>
               <w:rPr>
@@ -2786,7 +2709,6 @@
               <w:keepNext w:val="false"/>
               <w:bidi/>
               <w:spacing w:after="40" w:before="0" w:line="300"/>
-              <w:jc w:val="right"/>
             </w:pPr>
             <w:r>
               <w:rPr>
@@ -2819,7 +2741,6 @@
               <w:keepNext w:val="false"/>
               <w:bidi/>
               <w:spacing w:after="40" w:before="0" w:line="300"/>
-              <w:jc w:val="right"/>
             </w:pPr>
             <w:r>
               <w:rPr>
@@ -2852,7 +2773,6 @@
               <w:keepNext w:val="false"/>
               <w:bidi/>
               <w:spacing w:after="40" w:before="0" w:line="300"/>
-              <w:jc w:val="right"/>
             </w:pPr>
             <w:r>
               <w:rPr>
@@ -2889,7 +2809,6 @@
               <w:shd w:fill="FAFAFA" w:color="auto" w:val="clear"/>
               <w:bidi/>
               <w:spacing w:after="40" w:before="0" w:line="300"/>
-              <w:jc w:val="right"/>
             </w:pPr>
             <w:r>
               <w:rPr>
@@ -2924,7 +2843,6 @@
               <w:shd w:fill="FAFAFA" w:color="auto" w:val="clear"/>
               <w:bidi/>
               <w:spacing w:after="40" w:before="0" w:line="300"/>
-              <w:jc w:val="right"/>
             </w:pPr>
             <w:r>
               <w:rPr>
@@ -2959,7 +2877,6 @@
               <w:shd w:fill="FAFAFA" w:color="auto" w:val="clear"/>
               <w:bidi/>
               <w:spacing w:after="40" w:before="0" w:line="300"/>
-              <w:jc w:val="right"/>
             </w:pPr>
             <w:r>
               <w:rPr>
@@ -2984,7 +2901,6 @@
         <w:keepNext w:val="false"/>
         <w:bidi/>
         <w:spacing w:after="0" w:before="0" w:line="300"/>
-        <w:jc w:val="right"/>
       </w:pPr>
       <w:r>
         <w:rPr>
@@ -3007,7 +2923,6 @@
         <w:keepNext/>
         <w:bidi/>
         <w:spacing w:after="160" w:before="320"/>
-        <w:jc w:val="right"/>
       </w:pPr>
       <w:r>
         <w:rPr>
@@ -3064,7 +2979,6 @@
               <w:shd w:fill="E9EEF4" w:color="auto" w:val="clear"/>
               <w:bidi/>
               <w:spacing w:after="40" w:before="0" w:line="300"/>
-              <w:jc w:val="right"/>
             </w:pPr>
             <w:r>
               <w:rPr>
@@ -3099,7 +3013,6 @@
               <w:shd w:fill="E9EEF4" w:color="auto" w:val="clear"/>
               <w:bidi/>
               <w:spacing w:after="40" w:before="0" w:line="300"/>
-              <w:jc w:val="right"/>
             </w:pPr>
             <w:r>
               <w:rPr>
@@ -3134,7 +3047,6 @@
               <w:shd w:fill="E9EEF4" w:color="auto" w:val="clear"/>
               <w:bidi/>
               <w:spacing w:after="40" w:before="0" w:line="300"/>
-              <w:jc w:val="right"/>
             </w:pPr>
             <w:r>
               <w:rPr>
@@ -3169,7 +3081,6 @@
               <w:keepNext w:val="false"/>
               <w:bidi/>
               <w:spacing w:after="40" w:before="0" w:line="300"/>
-              <w:jc w:val="right"/>
             </w:pPr>
             <w:r>
               <w:rPr>
@@ -3202,7 +3113,6 @@
               <w:keepNext w:val="false"/>
               <w:bidi/>
               <w:spacing w:after="40" w:before="0" w:line="300"/>
-              <w:jc w:val="right"/>
             </w:pPr>
             <w:r>
               <w:rPr>
@@ -3235,7 +3145,6 @@
               <w:keepNext w:val="false"/>
               <w:bidi/>
               <w:spacing w:after="40" w:before="0" w:line="300"/>
-              <w:jc w:val="right"/>
             </w:pPr>
             <w:r>
               <w:rPr>
@@ -3272,7 +3181,6 @@
               <w:shd w:fill="FAFAFA" w:color="auto" w:val="clear"/>
               <w:bidi/>
               <w:spacing w:after="40" w:before="0" w:line="300"/>
-              <w:jc w:val="right"/>
             </w:pPr>
             <w:r>
               <w:rPr>
@@ -3307,7 +3215,6 @@
               <w:shd w:fill="FAFAFA" w:color="auto" w:val="clear"/>
               <w:bidi/>
               <w:spacing w:after="40" w:before="0" w:line="300"/>
-              <w:jc w:val="right"/>
             </w:pPr>
             <w:r>
               <w:rPr>
@@ -3342,7 +3249,6 @@
               <w:shd w:fill="FAFAFA" w:color="auto" w:val="clear"/>
               <w:bidi/>
               <w:spacing w:after="40" w:before="0" w:line="300"/>
-              <w:jc w:val="right"/>
             </w:pPr>
             <w:r>
               <w:rPr>
@@ -3377,7 +3283,6 @@
               <w:keepNext w:val="false"/>
               <w:bidi/>
               <w:spacing w:after="40" w:before="0" w:line="300"/>
-              <w:jc w:val="right"/>
             </w:pPr>
             <w:r>
               <w:rPr>
@@ -3410,7 +3315,6 @@
               <w:keepNext w:val="false"/>
               <w:bidi/>
               <w:spacing w:after="40" w:before="0" w:line="300"/>
-              <w:jc w:val="right"/>
             </w:pPr>
             <w:r>
               <w:rPr>
@@ -3443,7 +3347,6 @@
               <w:keepNext w:val="false"/>
               <w:bidi/>
               <w:spacing w:after="40" w:before="0" w:line="300"/>
-              <w:jc w:val="right"/>
             </w:pPr>
             <w:r>
               <w:rPr>
@@ -3480,7 +3383,6 @@
               <w:shd w:fill="FAFAFA" w:color="auto" w:val="clear"/>
               <w:bidi/>
               <w:spacing w:after="40" w:before="0" w:line="300"/>
-              <w:jc w:val="right"/>
             </w:pPr>
             <w:r>
               <w:rPr>
@@ -3515,7 +3417,6 @@
               <w:shd w:fill="FAFAFA" w:color="auto" w:val="clear"/>
               <w:bidi/>
               <w:spacing w:after="40" w:before="0" w:line="300"/>
-              <w:jc w:val="right"/>
             </w:pPr>
             <w:r>
               <w:rPr>
@@ -3550,7 +3451,6 @@
               <w:shd w:fill="FAFAFA" w:color="auto" w:val="clear"/>
               <w:bidi/>
               <w:spacing w:after="40" w:before="0" w:line="300"/>
-              <w:jc w:val="right"/>
             </w:pPr>
             <w:r>
               <w:rPr>
@@ -3575,7 +3475,6 @@
         <w:keepNext w:val="false"/>
         <w:bidi/>
         <w:spacing w:after="0" w:before="0" w:line="300"/>
-        <w:jc w:val="right"/>
       </w:pPr>
       <w:r>
         <w:rPr>
@@ -3598,7 +3497,6 @@
         <w:keepNext/>
         <w:bidi/>
         <w:spacing w:after="160" w:before="320"/>
-        <w:jc w:val="right"/>
       </w:pPr>
       <w:r>
         <w:rPr>
@@ -3655,7 +3553,6 @@
               <w:shd w:fill="E9EEF4" w:color="auto" w:val="clear"/>
               <w:bidi/>
               <w:spacing w:after="40" w:before="0" w:line="300"/>
-              <w:jc w:val="right"/>
             </w:pPr>
             <w:r>
               <w:rPr>
@@ -3690,7 +3587,6 @@
               <w:shd w:fill="E9EEF4" w:color="auto" w:val="clear"/>
               <w:bidi/>
               <w:spacing w:after="40" w:before="0" w:line="300"/>
-              <w:jc w:val="right"/>
             </w:pPr>
             <w:r>
               <w:rPr>
@@ -3725,7 +3621,6 @@
               <w:shd w:fill="E9EEF4" w:color="auto" w:val="clear"/>
               <w:bidi/>
               <w:spacing w:after="40" w:before="0" w:line="300"/>
-              <w:jc w:val="right"/>
             </w:pPr>
             <w:r>
               <w:rPr>
@@ -3760,7 +3655,6 @@
               <w:keepNext w:val="false"/>
               <w:bidi/>
               <w:spacing w:after="40" w:before="0" w:line="300"/>
-              <w:jc w:val="right"/>
             </w:pPr>
             <w:r>
               <w:rPr>
@@ -3793,7 +3687,6 @@
               <w:keepNext w:val="false"/>
               <w:bidi/>
               <w:spacing w:after="40" w:before="0" w:line="300"/>
-              <w:jc w:val="right"/>
             </w:pPr>
             <w:r>
               <w:rPr>
@@ -3826,7 +3719,6 @@
               <w:keepNext w:val="false"/>
               <w:bidi/>
               <w:spacing w:after="40" w:before="0" w:line="300"/>
-              <w:jc w:val="right"/>
             </w:pPr>
             <w:r>
               <w:rPr>
@@ -3863,7 +3755,6 @@
               <w:shd w:fill="FAFAFA" w:color="auto" w:val="clear"/>
               <w:bidi/>
               <w:spacing w:after="40" w:before="0" w:line="300"/>
-              <w:jc w:val="right"/>
             </w:pPr>
             <w:r>
               <w:rPr>
@@ -3898,7 +3789,6 @@
               <w:shd w:fill="FAFAFA" w:color="auto" w:val="clear"/>
               <w:bidi/>
               <w:spacing w:after="40" w:before="0" w:line="300"/>
-              <w:jc w:val="right"/>
             </w:pPr>
             <w:r>
               <w:rPr>
@@ -3933,7 +3823,6 @@
               <w:shd w:fill="FAFAFA" w:color="auto" w:val="clear"/>
               <w:bidi/>
               <w:spacing w:after="40" w:before="0" w:line="300"/>
-              <w:jc w:val="right"/>
             </w:pPr>
             <w:r>
               <w:rPr>
@@ -3968,7 +3857,6 @@
               <w:keepNext w:val="false"/>
               <w:bidi/>
               <w:spacing w:after="40" w:before="0" w:line="300"/>
-              <w:jc w:val="right"/>
             </w:pPr>
             <w:r>
               <w:rPr>
@@ -4001,7 +3889,6 @@
               <w:keepNext w:val="false"/>
               <w:bidi/>
               <w:spacing w:after="40" w:before="0" w:line="300"/>
-              <w:jc w:val="right"/>
             </w:pPr>
             <w:r>
               <w:rPr>
@@ -4034,7 +3921,6 @@
               <w:keepNext w:val="false"/>
               <w:bidi/>
               <w:spacing w:after="40" w:before="0" w:line="300"/>
-              <w:jc w:val="right"/>
             </w:pPr>
             <w:r>
               <w:rPr>
@@ -4071,7 +3957,6 @@
               <w:shd w:fill="FAFAFA" w:color="auto" w:val="clear"/>
               <w:bidi/>
               <w:spacing w:after="40" w:before="0" w:line="300"/>
-              <w:jc w:val="right"/>
             </w:pPr>
             <w:r>
               <w:rPr>
@@ -4106,7 +3991,6 @@
               <w:shd w:fill="FAFAFA" w:color="auto" w:val="clear"/>
               <w:bidi/>
               <w:spacing w:after="40" w:before="0" w:line="300"/>
-              <w:jc w:val="right"/>
             </w:pPr>
             <w:r>
               <w:rPr>
@@ -4141,7 +4025,6 @@
               <w:shd w:fill="FAFAFA" w:color="auto" w:val="clear"/>
               <w:bidi/>
               <w:spacing w:after="40" w:before="0" w:line="300"/>
-              <w:jc w:val="right"/>
             </w:pPr>
             <w:r>
               <w:rPr>
@@ -4166,7 +4049,6 @@
         <w:keepNext w:val="false"/>
         <w:bidi/>
         <w:spacing w:after="0" w:before="0" w:line="300"/>
-        <w:jc w:val="right"/>
       </w:pPr>
       <w:r>
         <w:rPr>
@@ -4187,13 +4069,12 @@
       <w:pPr>
         <w:keepNext w:val="false"/>
         <w:pBdr>
-          <w:right w:val="single" w:color="2E5E3A" w:sz="18" w:space="8"/>
+          <w:left w:val="single" w:color="2E5E3A" w:sz="18" w:space="8"/>
         </w:pBdr>
         <w:shd w:fill="EDF5EF" w:color="auto" w:val="clear"/>
         <w:bidi/>
         <w:spacing w:after="140" w:before="0" w:line="300"/>
         <w:ind w:left="120" w:right="120"/>
-        <w:jc w:val="right"/>
       </w:pPr>
       <w:r>
         <w:rPr>
@@ -4238,7 +4119,6 @@
         <w:keepNext/>
         <w:bidi/>
         <w:spacing w:after="160" w:before="400"/>
-        <w:jc w:val="right"/>
       </w:pPr>
       <w:r>
         <w:rPr>
@@ -4262,7 +4142,6 @@
         <w:keepNext/>
         <w:bidi/>
         <w:spacing w:after="160" w:before="320"/>
-        <w:jc w:val="right"/>
       </w:pPr>
       <w:r>
         <w:rPr>
@@ -4286,7 +4165,6 @@
         <w:keepNext/>
         <w:bidi/>
         <w:spacing w:after="160" w:before="320"/>
-        <w:jc w:val="right"/>
       </w:pPr>
       <w:r>
         <w:rPr>
@@ -4309,7 +4187,6 @@
         <w:keepNext w:val="false"/>
         <w:bidi/>
         <w:spacing w:after="120" w:before="0" w:line="300"/>
-        <w:jc w:val="right"/>
       </w:pPr>
       <w:r>
         <w:rPr>
@@ -4331,7 +4208,6 @@
         <w:keepNext w:val="false"/>
         <w:bidi/>
         <w:spacing w:after="120" w:before="0" w:line="300"/>
-        <w:jc w:val="right"/>
       </w:pPr>
       <w:r>
         <w:rPr>
@@ -4353,7 +4229,6 @@
         <w:keepNext w:val="false"/>
         <w:bidi/>
         <w:spacing w:after="40" w:before="0" w:line="300"/>
-        <w:jc w:val="right"/>
       </w:pPr>
       <w:r>
         <w:rPr>
@@ -4389,7 +4264,6 @@
         <w:keepNext w:val="false"/>
         <w:bidi/>
         <w:spacing w:after="120" w:before="0" w:line="300"/>
-        <w:jc w:val="right"/>
       </w:pPr>
       <w:r>
         <w:rPr>
@@ -4426,7 +4300,6 @@
         <w:keepNext/>
         <w:bidi/>
         <w:spacing w:after="160" w:before="320"/>
-        <w:jc w:val="right"/>
       </w:pPr>
       <w:r>
         <w:rPr>
@@ -4449,7 +4322,6 @@
         <w:keepNext w:val="false"/>
         <w:bidi/>
         <w:spacing w:after="120" w:before="0" w:line="300"/>
-        <w:jc w:val="right"/>
       </w:pPr>
       <w:r>
         <w:rPr>
@@ -4471,7 +4343,6 @@
         <w:keepNext w:val="false"/>
         <w:bidi/>
         <w:spacing w:after="120" w:before="0" w:line="300"/>
-        <w:jc w:val="right"/>
       </w:pPr>
       <w:r>
         <w:rPr>
@@ -4511,7 +4382,6 @@
         </w:numPr>
         <w:bidi/>
         <w:spacing w:after="80" w:line="290"/>
-        <w:jc w:val="right"/>
       </w:pPr>
       <w:r>
         <w:rPr>
@@ -4537,7 +4407,6 @@
         </w:numPr>
         <w:bidi/>
         <w:spacing w:after="80" w:line="290"/>
-        <w:jc w:val="right"/>
       </w:pPr>
       <w:r>
         <w:rPr>
@@ -4563,7 +4432,6 @@
         </w:numPr>
         <w:bidi/>
         <w:spacing w:after="80" w:line="290"/>
-        <w:jc w:val="right"/>
       </w:pPr>
       <w:r>
         <w:rPr>
@@ -4589,7 +4457,6 @@
         </w:numPr>
         <w:bidi/>
         <w:spacing w:after="80" w:line="290"/>
-        <w:jc w:val="right"/>
       </w:pPr>
       <w:r>
         <w:rPr>
@@ -4615,7 +4482,6 @@
         </w:numPr>
         <w:bidi/>
         <w:spacing w:after="80" w:line="290"/>
-        <w:jc w:val="right"/>
       </w:pPr>
       <w:r>
         <w:rPr>
@@ -4641,7 +4507,6 @@
         </w:numPr>
         <w:bidi/>
         <w:spacing w:after="80" w:line="290"/>
-        <w:jc w:val="right"/>
       </w:pPr>
       <w:r>
         <w:rPr>
@@ -4667,7 +4532,6 @@
         </w:numPr>
         <w:bidi/>
         <w:spacing w:after="80" w:line="290"/>
-        <w:jc w:val="right"/>
       </w:pPr>
       <w:r>
         <w:rPr>
@@ -4693,7 +4557,6 @@
         </w:numPr>
         <w:bidi/>
         <w:spacing w:after="80" w:line="290"/>
-        <w:jc w:val="right"/>
       </w:pPr>
       <w:r>
         <w:rPr>
@@ -4719,7 +4582,6 @@
         </w:numPr>
         <w:bidi/>
         <w:spacing w:after="80" w:line="290"/>
-        <w:jc w:val="right"/>
       </w:pPr>
       <w:r>
         <w:rPr>
@@ -4741,7 +4603,6 @@
         <w:keepNext w:val="false"/>
         <w:bidi/>
         <w:spacing w:after="120" w:before="0" w:line="300"/>
-        <w:jc w:val="right"/>
       </w:pPr>
       <w:r>
         <w:rPr>
@@ -4762,13 +4623,12 @@
       <w:pPr>
         <w:keepNext w:val="false"/>
         <w:pBdr>
-          <w:right w:val="single" w:color="8A6A12" w:sz="18" w:space="8"/>
+          <w:left w:val="single" w:color="8A6A12" w:sz="18" w:space="8"/>
         </w:pBdr>
         <w:shd w:fill="FBF6E7" w:color="auto" w:val="clear"/>
         <w:bidi/>
         <w:spacing w:after="140" w:before="0" w:line="300"/>
         <w:ind w:left="120" w:right="120"/>
-        <w:jc w:val="right"/>
       </w:pPr>
       <w:r>
         <w:rPr>
@@ -4805,7 +4665,6 @@
         <w:keepNext/>
         <w:bidi/>
         <w:spacing w:after="160" w:before="320"/>
-        <w:jc w:val="right"/>
       </w:pPr>
       <w:r>
         <w:rPr>
@@ -4828,7 +4687,6 @@
         <w:keepNext w:val="false"/>
         <w:bidi/>
         <w:spacing w:after="120" w:before="0" w:line="300"/>
-        <w:jc w:val="right"/>
       </w:pPr>
       <w:r>
         <w:rPr>
@@ -4850,7 +4708,6 @@
         <w:keepNext w:val="false"/>
         <w:bidi/>
         <w:spacing w:after="120" w:before="0" w:line="300"/>
-        <w:jc w:val="right"/>
       </w:pPr>
       <w:r>
         <w:rPr>
@@ -4876,7 +4733,6 @@
         </w:numPr>
         <w:bidi/>
         <w:spacing w:after="80" w:line="290"/>
-        <w:jc w:val="right"/>
       </w:pPr>
       <w:r>
         <w:rPr>
@@ -4902,7 +4758,6 @@
         </w:numPr>
         <w:bidi/>
         <w:spacing w:after="80" w:line="290"/>
-        <w:jc w:val="right"/>
       </w:pPr>
       <w:r>
         <w:rPr>
@@ -4928,7 +4783,6 @@
         </w:numPr>
         <w:bidi/>
         <w:spacing w:after="80" w:line="290"/>
-        <w:jc w:val="right"/>
       </w:pPr>
       <w:r>
         <w:rPr>
@@ -4954,7 +4808,6 @@
         </w:numPr>
         <w:bidi/>
         <w:spacing w:after="80" w:line="290"/>
-        <w:jc w:val="right"/>
       </w:pPr>
       <w:r>
         <w:rPr>
@@ -4980,7 +4833,6 @@
         </w:numPr>
         <w:bidi/>
         <w:spacing w:after="80" w:line="290"/>
-        <w:jc w:val="right"/>
       </w:pPr>
       <w:r>
         <w:rPr>
@@ -5002,7 +4854,6 @@
         <w:keepNext w:val="false"/>
         <w:bidi/>
         <w:spacing w:after="120" w:before="0" w:line="300"/>
-        <w:jc w:val="right"/>
       </w:pPr>
       <w:r>
         <w:rPr>
@@ -5024,7 +4875,6 @@
         <w:keepNext w:val="false"/>
         <w:bidi/>
         <w:spacing w:after="120" w:before="0" w:line="300"/>
-        <w:jc w:val="right"/>
       </w:pPr>
       <w:r>
         <w:rPr>
@@ -5046,7 +4896,6 @@
         <w:keepNext w:val="false"/>
         <w:bidi/>
         <w:spacing w:after="120" w:before="0" w:line="300"/>
-        <w:jc w:val="right"/>
       </w:pPr>
       <w:r>
         <w:rPr>
@@ -5081,13 +4930,12 @@
       <w:pPr>
         <w:keepNext w:val="false"/>
         <w:pBdr>
-          <w:right w:val="single" w:color="A32020" w:sz="18" w:space="8"/>
+          <w:left w:val="single" w:color="A32020" w:sz="18" w:space="8"/>
         </w:pBdr>
         <w:shd w:fill="FBEEEE" w:color="auto" w:val="clear"/>
         <w:bidi/>
         <w:spacing w:after="140" w:before="0" w:line="300"/>
         <w:ind w:left="120" w:right="120"/>
-        <w:jc w:val="right"/>
       </w:pPr>
       <w:r>
         <w:rPr>
@@ -5127,7 +4975,6 @@
         </w:numPr>
         <w:bidi/>
         <w:spacing w:after="80" w:line="290"/>
-        <w:jc w:val="right"/>
       </w:pPr>
       <w:r>
         <w:rPr>
@@ -5167,7 +5014,6 @@
         </w:numPr>
         <w:bidi/>
         <w:spacing w:after="80" w:line="290"/>
-        <w:jc w:val="right"/>
       </w:pPr>
       <w:r>
         <w:rPr>
@@ -5207,7 +5053,6 @@
         </w:numPr>
         <w:bidi/>
         <w:spacing w:after="80" w:line="290"/>
-        <w:jc w:val="right"/>
       </w:pPr>
       <w:r>
         <w:rPr>
@@ -5243,7 +5088,6 @@
         <w:keepNext w:val="false"/>
         <w:bidi/>
         <w:spacing w:after="120" w:before="0" w:line="300"/>
-        <w:jc w:val="right"/>
       </w:pPr>
       <w:r>
         <w:rPr>
@@ -5280,7 +5124,6 @@
         <w:keepNext/>
         <w:bidi/>
         <w:spacing w:after="160" w:before="320"/>
-        <w:jc w:val="right"/>
       </w:pPr>
       <w:r>
         <w:rPr>
@@ -5303,7 +5146,6 @@
         <w:keepNext w:val="false"/>
         <w:bidi/>
         <w:spacing w:after="120" w:before="0" w:line="300"/>
-        <w:jc w:val="right"/>
       </w:pPr>
       <w:r>
         <w:rPr>
@@ -5325,7 +5167,6 @@
         <w:keepNext w:val="false"/>
         <w:bidi/>
         <w:spacing w:after="120" w:before="0" w:line="300"/>
-        <w:jc w:val="right"/>
       </w:pPr>
       <w:r>
         <w:rPr>
@@ -5347,7 +5188,6 @@
         <w:keepNext w:val="false"/>
         <w:bidi/>
         <w:spacing w:after="120" w:before="0" w:line="300"/>
-        <w:jc w:val="right"/>
       </w:pPr>
       <w:r>
         <w:rPr>
@@ -5382,13 +5222,12 @@
       <w:pPr>
         <w:keepNext w:val="false"/>
         <w:pBdr>
-          <w:right w:val="single" w:color="2E5E3A" w:sz="18" w:space="8"/>
+          <w:left w:val="single" w:color="2E5E3A" w:sz="18" w:space="8"/>
         </w:pBdr>
         <w:shd w:fill="EDF5EF" w:color="auto" w:val="clear"/>
         <w:bidi/>
         <w:spacing w:after="140" w:before="0" w:line="300"/>
         <w:ind w:left="120" w:right="120"/>
-        <w:jc w:val="right"/>
       </w:pPr>
       <w:r>
         <w:rPr>
@@ -5433,7 +5272,6 @@
         <w:keepNext/>
         <w:bidi/>
         <w:spacing w:after="160" w:before="320"/>
-        <w:jc w:val="right"/>
       </w:pPr>
       <w:r>
         <w:rPr>
@@ -5457,7 +5295,6 @@
         <w:keepNext/>
         <w:bidi/>
         <w:spacing w:after="160" w:before="320"/>
-        <w:jc w:val="right"/>
       </w:pPr>
       <w:r>
         <w:rPr>
@@ -5480,7 +5317,6 @@
         <w:keepNext w:val="false"/>
         <w:bidi/>
         <w:spacing w:after="120" w:before="0" w:line="300"/>
-        <w:jc w:val="right"/>
       </w:pPr>
       <w:r>
         <w:rPr>
@@ -5502,7 +5338,6 @@
         <w:keepNext w:val="false"/>
         <w:bidi/>
         <w:spacing w:after="40" w:before="0" w:line="300"/>
-        <w:jc w:val="right"/>
       </w:pPr>
       <w:r>
         <w:rPr>
@@ -5538,7 +5373,6 @@
         <w:keepNext w:val="false"/>
         <w:bidi/>
         <w:spacing w:after="120" w:before="0" w:line="300"/>
-        <w:jc w:val="right"/>
       </w:pPr>
       <w:r>
         <w:rPr>
@@ -5574,7 +5408,6 @@
         <w:keepNext w:val="false"/>
         <w:bidi/>
         <w:spacing w:after="40" w:before="0" w:line="300"/>
-        <w:jc w:val="right"/>
       </w:pPr>
       <w:r>
         <w:rPr>
@@ -5610,7 +5443,6 @@
         <w:keepNext w:val="false"/>
         <w:bidi/>
         <w:spacing w:after="120" w:before="0" w:line="300"/>
-        <w:jc w:val="right"/>
       </w:pPr>
       <w:r>
         <w:rPr>
@@ -5646,7 +5478,6 @@
         <w:keepNext w:val="false"/>
         <w:bidi/>
         <w:spacing w:after="120" w:before="0" w:line="300"/>
-        <w:jc w:val="right"/>
       </w:pPr>
       <w:r>
         <w:rPr>
@@ -5683,7 +5514,6 @@
         <w:keepNext/>
         <w:bidi/>
         <w:spacing w:after="160" w:before="320"/>
-        <w:jc w:val="right"/>
       </w:pPr>
       <w:r>
         <w:rPr>
@@ -5706,7 +5536,6 @@
         <w:keepNext w:val="false"/>
         <w:bidi/>
         <w:spacing w:after="120" w:before="0" w:line="300"/>
-        <w:jc w:val="right"/>
       </w:pPr>
       <w:r>
         <w:rPr>
@@ -5728,7 +5557,6 @@
         <w:keepNext w:val="false"/>
         <w:bidi/>
         <w:spacing w:after="120" w:before="0" w:line="300"/>
-        <w:jc w:val="right"/>
       </w:pPr>
       <w:r>
         <w:rPr>
@@ -5754,7 +5582,6 @@
         </w:numPr>
         <w:bidi/>
         <w:spacing w:after="80" w:line="290"/>
-        <w:jc w:val="right"/>
       </w:pPr>
       <w:r>
         <w:rPr>
@@ -5780,7 +5607,6 @@
         </w:numPr>
         <w:bidi/>
         <w:spacing w:after="80" w:line="290"/>
-        <w:jc w:val="right"/>
       </w:pPr>
       <w:r>
         <w:rPr>
@@ -5806,7 +5632,6 @@
         </w:numPr>
         <w:bidi/>
         <w:spacing w:after="80" w:line="290"/>
-        <w:jc w:val="right"/>
       </w:pPr>
       <w:r>
         <w:rPr>
@@ -5832,7 +5657,6 @@
         </w:numPr>
         <w:bidi/>
         <w:spacing w:after="80" w:line="290"/>
-        <w:jc w:val="right"/>
       </w:pPr>
       <w:r>
         <w:rPr>
@@ -5858,7 +5682,6 @@
         </w:numPr>
         <w:bidi/>
         <w:spacing w:after="80" w:line="290"/>
-        <w:jc w:val="right"/>
       </w:pPr>
       <w:r>
         <w:rPr>
@@ -5884,7 +5707,6 @@
         </w:numPr>
         <w:bidi/>
         <w:spacing w:after="80" w:line="290"/>
-        <w:jc w:val="right"/>
       </w:pPr>
       <w:r>
         <w:rPr>
@@ -5910,7 +5732,6 @@
         </w:numPr>
         <w:bidi/>
         <w:spacing w:after="80" w:line="290"/>
-        <w:jc w:val="right"/>
       </w:pPr>
       <w:r>
         <w:rPr>
@@ -5932,7 +5753,6 @@
         <w:keepNext w:val="false"/>
         <w:bidi/>
         <w:spacing w:after="120" w:before="0" w:line="300"/>
-        <w:jc w:val="right"/>
       </w:pPr>
       <w:r>
         <w:rPr>
@@ -5954,7 +5774,6 @@
         <w:keepNext w:val="false"/>
         <w:bidi/>
         <w:spacing w:after="120" w:before="0" w:line="300"/>
-        <w:jc w:val="right"/>
       </w:pPr>
       <w:r>
         <w:rPr>
@@ -5989,13 +5808,12 @@
       <w:pPr>
         <w:keepNext w:val="false"/>
         <w:pBdr>
-          <w:right w:val="single" w:color="2E5E3A" w:sz="18" w:space="8"/>
+          <w:left w:val="single" w:color="2E5E3A" w:sz="18" w:space="8"/>
         </w:pBdr>
         <w:shd w:fill="EDF5EF" w:color="auto" w:val="clear"/>
         <w:bidi/>
         <w:spacing w:after="140" w:before="0" w:line="300"/>
         <w:ind w:left="120" w:right="120"/>
-        <w:jc w:val="right"/>
       </w:pPr>
       <w:r>
         <w:rPr>
@@ -6031,7 +5849,6 @@
         <w:keepNext w:val="false"/>
         <w:bidi/>
         <w:spacing w:after="120" w:before="0" w:line="300"/>
-        <w:jc w:val="right"/>
       </w:pPr>
       <w:r>
         <w:rPr>
@@ -6054,7 +5871,6 @@
         <w:keepNext/>
         <w:bidi/>
         <w:spacing w:after="160" w:before="320"/>
-        <w:jc w:val="right"/>
       </w:pPr>
       <w:r>
         <w:rPr>
@@ -6077,7 +5893,6 @@
         <w:keepNext w:val="false"/>
         <w:bidi/>
         <w:spacing w:after="120" w:before="0" w:line="300"/>
-        <w:jc w:val="right"/>
       </w:pPr>
       <w:r>
         <w:rPr>
@@ -6098,12 +5913,11 @@
       <w:pPr>
         <w:keepNext w:val="false"/>
         <w:pBdr>
-          <w:right w:val="single" w:color="CCCCCC" w:sz="18" w:space="8"/>
+          <w:left w:val="single" w:color="CCCCCC" w:sz="18" w:space="8"/>
         </w:pBdr>
         <w:bidi/>
         <w:spacing w:after="60" w:before="0" w:line="280"/>
         <w:ind w:left="360" w:right="360"/>
-        <w:jc w:val="right"/>
       </w:pPr>
       <w:r>
         <w:rPr>
@@ -6125,7 +5939,6 @@
         <w:keepNext w:val="false"/>
         <w:bidi/>
         <w:spacing w:after="120" w:before="0" w:line="300"/>
-        <w:jc w:val="right"/>
       </w:pPr>
       <w:r>
         <w:rPr>
@@ -6147,7 +5960,6 @@
         <w:keepNext w:val="false"/>
         <w:bidi/>
         <w:spacing w:after="120" w:before="0" w:line="300"/>
-        <w:jc w:val="right"/>
       </w:pPr>
       <w:r>
         <w:rPr>
@@ -6183,7 +5995,6 @@
         <w:keepNext w:val="false"/>
         <w:bidi/>
         <w:spacing w:after="120" w:before="0" w:line="300"/>
-        <w:jc w:val="right"/>
       </w:pPr>
       <w:r>
         <w:rPr>
@@ -6218,13 +6029,12 @@
       <w:pPr>
         <w:keepNext w:val="false"/>
         <w:pBdr>
-          <w:right w:val="single" w:color="8A6A12" w:sz="18" w:space="8"/>
+          <w:left w:val="single" w:color="8A6A12" w:sz="18" w:space="8"/>
         </w:pBdr>
         <w:shd w:fill="FBF6E7" w:color="auto" w:val="clear"/>
         <w:bidi/>
         <w:spacing w:after="140" w:before="0" w:line="300"/>
         <w:ind w:left="120" w:right="120"/>
-        <w:jc w:val="right"/>
       </w:pPr>
       <w:r>
         <w:rPr>
@@ -6261,7 +6071,6 @@
         <w:keepNext/>
         <w:bidi/>
         <w:spacing w:after="160" w:before="320"/>
-        <w:jc w:val="right"/>
       </w:pPr>
       <w:r>
         <w:rPr>
@@ -6284,7 +6093,6 @@
         <w:keepNext w:val="false"/>
         <w:bidi/>
         <w:spacing w:after="120" w:before="0" w:line="300"/>
-        <w:jc w:val="right"/>
       </w:pPr>
       <w:r>
         <w:rPr>
@@ -6306,7 +6114,6 @@
         <w:keepNext w:val="false"/>
         <w:bidi/>
         <w:spacing w:after="120" w:before="0" w:line="300"/>
-        <w:jc w:val="right"/>
       </w:pPr>
       <w:r>
         <w:rPr>
@@ -6328,7 +6135,6 @@
         <w:keepNext w:val="false"/>
         <w:bidi/>
         <w:spacing w:after="120" w:before="0" w:line="300"/>
-        <w:jc w:val="right"/>
       </w:pPr>
       <w:r>
         <w:rPr>
@@ -6364,7 +6170,6 @@
         <w:keepNext w:val="false"/>
         <w:bidi/>
         <w:spacing w:after="120" w:before="0" w:line="300"/>
-        <w:jc w:val="right"/>
       </w:pPr>
       <w:r>
         <w:rPr>
@@ -6409,7 +6214,6 @@
         <w:keepNext/>
         <w:bidi/>
         <w:spacing w:after="160" w:before="320"/>
-        <w:jc w:val="right"/>
       </w:pPr>
       <w:r>
         <w:rPr>
@@ -6433,7 +6237,6 @@
         <w:keepNext/>
         <w:bidi/>
         <w:spacing w:after="160" w:before="320"/>
-        <w:jc w:val="right"/>
       </w:pPr>
       <w:r>
         <w:rPr>
@@ -6456,7 +6259,6 @@
         <w:keepNext w:val="false"/>
         <w:bidi/>
         <w:spacing w:after="120" w:before="0" w:line="300"/>
-        <w:jc w:val="right"/>
       </w:pPr>
       <w:r>
         <w:rPr>
@@ -6482,7 +6284,6 @@
         </w:numPr>
         <w:bidi/>
         <w:spacing w:after="80" w:line="290"/>
-        <w:jc w:val="right"/>
       </w:pPr>
       <w:r>
         <w:rPr>
@@ -6522,7 +6323,6 @@
         </w:numPr>
         <w:bidi/>
         <w:spacing w:after="80" w:line="290"/>
-        <w:jc w:val="right"/>
       </w:pPr>
       <w:r>
         <w:rPr>
@@ -6562,7 +6362,6 @@
         </w:numPr>
         <w:bidi/>
         <w:spacing w:after="80" w:line="290"/>
-        <w:jc w:val="right"/>
       </w:pPr>
       <w:r>
         <w:rPr>
@@ -6602,7 +6401,6 @@
         </w:numPr>
         <w:bidi/>
         <w:spacing w:after="80" w:line="290"/>
-        <w:jc w:val="right"/>
       </w:pPr>
       <w:r>
         <w:rPr>
@@ -6642,7 +6440,6 @@
         </w:numPr>
         <w:bidi/>
         <w:spacing w:after="80" w:line="290"/>
-        <w:jc w:val="right"/>
       </w:pPr>
       <w:r>
         <w:rPr>
@@ -6682,7 +6479,6 @@
         </w:numPr>
         <w:bidi/>
         <w:spacing w:after="80" w:line="290"/>
-        <w:jc w:val="right"/>
       </w:pPr>
       <w:r>
         <w:rPr>
@@ -6722,7 +6518,6 @@
         </w:numPr>
         <w:bidi/>
         <w:spacing w:after="80" w:line="290"/>
-        <w:jc w:val="right"/>
       </w:pPr>
       <w:r>
         <w:rPr>
@@ -6762,7 +6557,6 @@
         </w:numPr>
         <w:bidi/>
         <w:spacing w:after="80" w:line="290"/>
-        <w:jc w:val="right"/>
       </w:pPr>
       <w:r>
         <w:rPr>
@@ -6799,7 +6593,6 @@
         <w:keepNext/>
         <w:bidi/>
         <w:spacing w:after="160" w:before="320"/>
-        <w:jc w:val="right"/>
       </w:pPr>
       <w:r>
         <w:rPr>
@@ -6822,7 +6615,6 @@
         <w:keepNext w:val="false"/>
         <w:bidi/>
         <w:spacing w:after="120" w:before="0" w:line="300"/>
-        <w:jc w:val="right"/>
       </w:pPr>
       <w:r>
         <w:rPr>
@@ -6844,7 +6636,6 @@
         <w:keepNext w:val="false"/>
         <w:bidi/>
         <w:spacing w:after="40" w:before="0" w:line="300"/>
-        <w:jc w:val="right"/>
       </w:pPr>
       <w:r>
         <w:rPr>
@@ -6880,7 +6671,6 @@
         <w:keepNext w:val="false"/>
         <w:bidi/>
         <w:spacing w:after="120" w:before="0" w:line="300"/>
-        <w:jc w:val="right"/>
       </w:pPr>
       <w:r>
         <w:rPr>
@@ -6916,7 +6706,6 @@
         <w:keepNext w:val="false"/>
         <w:bidi/>
         <w:spacing w:after="120" w:before="0" w:line="300"/>
-        <w:jc w:val="right"/>
       </w:pPr>
       <w:r>
         <w:rPr>
@@ -6952,7 +6741,6 @@
         <w:keepNext w:val="false"/>
         <w:bidi/>
         <w:spacing w:after="120" w:before="0" w:line="300"/>
-        <w:jc w:val="right"/>
       </w:pPr>
       <w:r>
         <w:rPr>
@@ -6987,13 +6775,12 @@
       <w:pPr>
         <w:keepNext w:val="false"/>
         <w:pBdr>
-          <w:right w:val="single" w:color="1F4E79" w:sz="18" w:space="8"/>
+          <w:left w:val="single" w:color="1F4E79" w:sz="18" w:space="8"/>
         </w:pBdr>
         <w:shd w:fill="EEF3F9" w:color="auto" w:val="clear"/>
         <w:bidi/>
         <w:spacing w:after="140" w:before="0" w:line="300"/>
         <w:ind w:left="120" w:right="120"/>
-        <w:jc w:val="right"/>
       </w:pPr>
       <w:r>
         <w:rPr>
@@ -7030,7 +6817,6 @@
         <w:keepNext/>
         <w:bidi/>
         <w:spacing w:after="160" w:before="320"/>
-        <w:jc w:val="right"/>
       </w:pPr>
       <w:r>
         <w:rPr>
@@ -7053,7 +6839,6 @@
         <w:keepNext w:val="false"/>
         <w:bidi/>
         <w:spacing w:after="120" w:before="0" w:line="300"/>
-        <w:jc w:val="right"/>
       </w:pPr>
       <w:r>
         <w:rPr>
@@ -7074,12 +6859,11 @@
       <w:pPr>
         <w:keepNext w:val="false"/>
         <w:pBdr>
-          <w:right w:val="single" w:color="CCCCCC" w:sz="18" w:space="8"/>
+          <w:left w:val="single" w:color="CCCCCC" w:sz="18" w:space="8"/>
         </w:pBdr>
         <w:bidi/>
         <w:spacing w:after="60" w:before="0" w:line="280"/>
         <w:ind w:left="360" w:right="360"/>
-        <w:jc w:val="right"/>
       </w:pPr>
       <w:r>
         <w:rPr>
@@ -7101,7 +6885,6 @@
         <w:keepNext w:val="false"/>
         <w:bidi/>
         <w:spacing w:after="120" w:before="0" w:line="300"/>
-        <w:jc w:val="right"/>
       </w:pPr>
       <w:r>
         <w:rPr>
@@ -7123,7 +6906,6 @@
         <w:keepNext w:val="false"/>
         <w:bidi/>
         <w:spacing w:after="120" w:before="0" w:line="300"/>
-        <w:jc w:val="right"/>
       </w:pPr>
       <w:r>
         <w:rPr>
@@ -7159,7 +6941,6 @@
         <w:keepNext w:val="false"/>
         <w:bidi/>
         <w:spacing w:after="120" w:before="0" w:line="300"/>
-        <w:jc w:val="right"/>
       </w:pPr>
       <w:r>
         <w:rPr>
@@ -7180,12 +6961,11 @@
       <w:pPr>
         <w:keepNext w:val="false"/>
         <w:pBdr>
-          <w:right w:val="single" w:color="8A6A12" w:sz="18" w:space="8"/>
+          <w:left w:val="single" w:color="8A6A12" w:sz="18" w:space="8"/>
         </w:pBdr>
         <w:bidi/>
         <w:spacing w:after="60" w:before="0" w:line="280"/>
         <w:ind w:left="360" w:right="360"/>
-        <w:jc w:val="right"/>
       </w:pPr>
       <w:r>
         <w:rPr>
@@ -7207,7 +6987,6 @@
         <w:keepNext w:val="false"/>
         <w:bidi/>
         <w:spacing w:after="120" w:before="0" w:line="300"/>
-        <w:jc w:val="right"/>
       </w:pPr>
       <w:r>
         <w:rPr>
@@ -7242,12 +7021,11 @@
       <w:pPr>
         <w:keepNext w:val="false"/>
         <w:pBdr>
-          <w:right w:val="single" w:color="CCCCCC" w:sz="18" w:space="8"/>
+          <w:left w:val="single" w:color="CCCCCC" w:sz="18" w:space="8"/>
         </w:pBdr>
         <w:bidi/>
         <w:spacing w:after="60" w:before="0" w:line="280"/>
         <w:ind w:left="360" w:right="360"/>
-        <w:jc w:val="right"/>
       </w:pPr>
       <w:r>
         <w:rPr>
@@ -7269,7 +7047,6 @@
         <w:keepNext w:val="false"/>
         <w:bidi/>
         <w:spacing w:after="120" w:before="0" w:line="300"/>
-        <w:jc w:val="right"/>
       </w:pPr>
       <w:r>
         <w:rPr>
@@ -7291,7 +7068,6 @@
         <w:keepNext w:val="false"/>
         <w:bidi/>
         <w:spacing w:after="120" w:before="0" w:line="300"/>
-        <w:jc w:val="right"/>
       </w:pPr>
       <w:r>
         <w:rPr>
@@ -7312,12 +7088,11 @@
       <w:pPr>
         <w:keepNext w:val="false"/>
         <w:pBdr>
-          <w:right w:val="single" w:color="8A6A12" w:sz="18" w:space="8"/>
+          <w:left w:val="single" w:color="8A6A12" w:sz="18" w:space="8"/>
         </w:pBdr>
         <w:bidi/>
         <w:spacing w:after="60" w:before="0" w:line="280"/>
         <w:ind w:left="360" w:right="360"/>
-        <w:jc w:val="right"/>
       </w:pPr>
       <w:r>
         <w:rPr>
@@ -7384,7 +7159,6 @@
         <w:keepNext w:val="false"/>
         <w:bidi/>
         <w:spacing w:after="120" w:before="0" w:line="300"/>
-        <w:jc w:val="right"/>
       </w:pPr>
       <w:r>
         <w:rPr>
@@ -7405,13 +7179,12 @@
       <w:pPr>
         <w:keepNext w:val="false"/>
         <w:pBdr>
-          <w:right w:val="single" w:color="1F4E79" w:sz="18" w:space="8"/>
+          <w:left w:val="single" w:color="1F4E79" w:sz="18" w:space="8"/>
         </w:pBdr>
         <w:shd w:fill="EEF3F9" w:color="auto" w:val="clear"/>
         <w:bidi/>
         <w:spacing w:after="140" w:before="0" w:line="300"/>
         <w:ind w:left="120" w:right="120"/>
-        <w:jc w:val="right"/>
       </w:pPr>
       <w:r>
         <w:rPr>
@@ -7448,7 +7221,6 @@
         <w:keepNext/>
         <w:bidi/>
         <w:spacing w:after="160" w:before="320"/>
-        <w:jc w:val="right"/>
       </w:pPr>
       <w:r>
         <w:rPr>
@@ -7471,7 +7243,6 @@
         <w:keepNext w:val="false"/>
         <w:bidi/>
         <w:spacing w:after="120" w:before="0" w:line="300"/>
-        <w:jc w:val="right"/>
       </w:pPr>
       <w:r>
         <w:rPr>
@@ -7493,7 +7264,6 @@
         <w:keepNext w:val="false"/>
         <w:bidi/>
         <w:spacing w:after="120" w:before="0" w:line="300"/>
-        <w:jc w:val="right"/>
       </w:pPr>
       <w:r>
         <w:rPr>
@@ -7514,13 +7284,12 @@
       <w:pPr>
         <w:keepNext w:val="false"/>
         <w:pBdr>
-          <w:right w:val="single" w:color="8A6A12" w:sz="18" w:space="8"/>
+          <w:left w:val="single" w:color="8A6A12" w:sz="18" w:space="8"/>
         </w:pBdr>
         <w:shd w:fill="FBF6E7" w:color="auto" w:val="clear"/>
         <w:bidi/>
         <w:spacing w:after="140" w:before="0" w:line="300"/>
         <w:ind w:left="120" w:right="120"/>
-        <w:jc w:val="right"/>
       </w:pPr>
       <w:r>
         <w:rPr>
@@ -7556,7 +7325,6 @@
         <w:keepNext w:val="false"/>
         <w:bidi/>
         <w:spacing w:after="40" w:before="0" w:line="300"/>
-        <w:jc w:val="right"/>
       </w:pPr>
       <w:r>
         <w:rPr>
@@ -7592,7 +7360,6 @@
         <w:keepNext w:val="false"/>
         <w:bidi/>
         <w:spacing w:after="120" w:before="0" w:line="300"/>
-        <w:jc w:val="right"/>
       </w:pPr>
       <w:r>
         <w:rPr>
@@ -7637,7 +7404,6 @@
         <w:keepNext/>
         <w:bidi/>
         <w:spacing w:after="160" w:before="320"/>
-        <w:jc w:val="right"/>
       </w:pPr>
       <w:r>
         <w:rPr>
@@ -7661,7 +7427,6 @@
         <w:keepNext/>
         <w:bidi/>
         <w:spacing w:after="160" w:before="320"/>
-        <w:jc w:val="right"/>
       </w:pPr>
       <w:r>
         <w:rPr>
@@ -7684,7 +7449,6 @@
         <w:keepNext w:val="false"/>
         <w:bidi/>
         <w:spacing w:after="120" w:before="0" w:line="300"/>
-        <w:jc w:val="right"/>
       </w:pPr>
       <w:r>
         <w:rPr>
@@ -7710,7 +7474,6 @@
         </w:numPr>
         <w:bidi/>
         <w:spacing w:after="80" w:line="290"/>
-        <w:jc w:val="right"/>
       </w:pPr>
       <w:r>
         <w:rPr>
@@ -7750,7 +7513,6 @@
         </w:numPr>
         <w:bidi/>
         <w:spacing w:after="80" w:line="290"/>
-        <w:jc w:val="right"/>
       </w:pPr>
       <w:r>
         <w:rPr>
@@ -7790,7 +7552,6 @@
         </w:numPr>
         <w:bidi/>
         <w:spacing w:after="80" w:line="290"/>
-        <w:jc w:val="right"/>
       </w:pPr>
       <w:r>
         <w:rPr>
@@ -7826,7 +7587,6 @@
         <w:keepNext w:val="false"/>
         <w:bidi/>
         <w:spacing w:after="120" w:before="0" w:line="300"/>
-        <w:jc w:val="right"/>
       </w:pPr>
       <w:r>
         <w:rPr>
@@ -7848,7 +7608,6 @@
         <w:keepNext w:val="false"/>
         <w:bidi/>
         <w:spacing w:after="40" w:before="0" w:line="300"/>
-        <w:jc w:val="right"/>
       </w:pPr>
       <w:r>
         <w:rPr>
@@ -7884,7 +7643,6 @@
         <w:keepNext w:val="false"/>
         <w:bidi/>
         <w:spacing w:after="120" w:before="0" w:line="300"/>
-        <w:jc w:val="right"/>
       </w:pPr>
       <w:r>
         <w:rPr>
@@ -7921,7 +7679,6 @@
         <w:keepNext/>
         <w:bidi/>
         <w:spacing w:after="160" w:before="320"/>
-        <w:jc w:val="right"/>
       </w:pPr>
       <w:r>
         <w:rPr>
@@ -7944,7 +7701,6 @@
         <w:keepNext w:val="false"/>
         <w:bidi/>
         <w:spacing w:after="120" w:before="0" w:line="300"/>
-        <w:jc w:val="right"/>
       </w:pPr>
       <w:r>
         <w:rPr>
@@ -7967,7 +7723,6 @@
         <w:keepNext/>
         <w:bidi/>
         <w:spacing w:after="160" w:before="320"/>
-        <w:jc w:val="right"/>
       </w:pPr>
       <w:r>
         <w:rPr>
@@ -7990,7 +7745,6 @@
         <w:keepNext w:val="false"/>
         <w:bidi/>
         <w:spacing w:after="120" w:before="0" w:line="300"/>
-        <w:jc w:val="right"/>
       </w:pPr>
       <w:r>
         <w:rPr>
@@ -8011,12 +7765,11 @@
       <w:pPr>
         <w:keepNext w:val="false"/>
         <w:pBdr>
-          <w:right w:val="single" w:color="2E5E3A" w:sz="18" w:space="8"/>
+          <w:left w:val="single" w:color="2E5E3A" w:sz="18" w:space="8"/>
         </w:pBdr>
         <w:bidi/>
         <w:spacing w:after="60" w:before="0" w:line="280"/>
         <w:ind w:left="360" w:right="360"/>
-        <w:jc w:val="right"/>
       </w:pPr>
       <w:r>
         <w:rPr>
@@ -8038,7 +7791,6 @@
         <w:keepNext w:val="false"/>
         <w:bidi/>
         <w:spacing w:after="120" w:before="0" w:line="300"/>
-        <w:jc w:val="right"/>
       </w:pPr>
       <w:r>
         <w:rPr>
@@ -8060,7 +7812,6 @@
         <w:keepNext w:val="false"/>
         <w:bidi/>
         <w:spacing w:after="120" w:before="0" w:line="300"/>
-        <w:jc w:val="right"/>
       </w:pPr>
       <w:r>
         <w:rPr>
@@ -8097,7 +7848,6 @@
         <w:keepNext/>
         <w:bidi/>
         <w:spacing w:after="160" w:before="320"/>
-        <w:jc w:val="right"/>
       </w:pPr>
       <w:r>
         <w:rPr>
@@ -8120,7 +7870,6 @@
         <w:keepNext w:val="false"/>
         <w:bidi/>
         <w:spacing w:after="120" w:before="0" w:line="300"/>
-        <w:jc w:val="right"/>
       </w:pPr>
       <w:r>
         <w:rPr>
@@ -8142,7 +7891,6 @@
         <w:keepNext w:val="false"/>
         <w:bidi/>
         <w:spacing w:after="120" w:before="0" w:line="300"/>
-        <w:jc w:val="right"/>
       </w:pPr>
       <w:r>
         <w:rPr>
@@ -8164,7 +7912,6 @@
         <w:keepNext w:val="false"/>
         <w:bidi/>
         <w:spacing w:after="120" w:before="0" w:line="300"/>
-        <w:jc w:val="right"/>
       </w:pPr>
       <w:r>
         <w:rPr>
@@ -8185,13 +7932,12 @@
       <w:pPr>
         <w:keepNext w:val="false"/>
         <w:pBdr>
-          <w:right w:val="single" w:color="8A6A12" w:sz="18" w:space="8"/>
+          <w:left w:val="single" w:color="8A6A12" w:sz="18" w:space="8"/>
         </w:pBdr>
         <w:shd w:fill="FBF6E7" w:color="auto" w:val="clear"/>
         <w:bidi/>
         <w:spacing w:after="140" w:before="0" w:line="300"/>
         <w:ind w:left="120" w:right="120"/>
-        <w:jc w:val="right"/>
       </w:pPr>
       <w:r>
         <w:rPr>
@@ -8236,7 +7982,6 @@
         <w:keepNext/>
         <w:bidi/>
         <w:spacing w:after="160" w:before="320"/>
-        <w:jc w:val="right"/>
       </w:pPr>
       <w:r>
         <w:rPr>
@@ -8260,7 +8005,6 @@
         <w:keepNext/>
         <w:bidi/>
         <w:spacing w:after="160" w:before="320"/>
-        <w:jc w:val="right"/>
       </w:pPr>
       <w:r>
         <w:rPr>
@@ -8283,7 +8027,6 @@
         <w:keepNext w:val="false"/>
         <w:bidi/>
         <w:spacing w:after="120" w:before="0" w:line="300"/>
-        <w:jc w:val="right"/>
       </w:pPr>
       <w:r>
         <w:rPr>
@@ -8305,7 +8048,6 @@
         <w:keepNext w:val="false"/>
         <w:bidi/>
         <w:spacing w:after="120" w:before="0" w:line="300"/>
-        <w:jc w:val="right"/>
       </w:pPr>
       <w:r>
         <w:rPr>
@@ -8331,7 +8073,6 @@
         </w:numPr>
         <w:bidi/>
         <w:spacing w:after="80" w:line="290"/>
-        <w:jc w:val="right"/>
       </w:pPr>
       <w:r>
         <w:rPr>
@@ -8357,7 +8098,6 @@
         </w:numPr>
         <w:bidi/>
         <w:spacing w:after="80" w:line="290"/>
-        <w:jc w:val="right"/>
       </w:pPr>
       <w:r>
         <w:rPr>
@@ -8383,7 +8123,6 @@
         </w:numPr>
         <w:bidi/>
         <w:spacing w:after="80" w:line="290"/>
-        <w:jc w:val="right"/>
       </w:pPr>
       <w:r>
         <w:rPr>
@@ -8405,7 +8144,6 @@
         <w:keepNext w:val="false"/>
         <w:bidi/>
         <w:spacing w:after="120" w:before="0" w:line="300"/>
-        <w:jc w:val="right"/>
       </w:pPr>
       <w:r>
         <w:rPr>
@@ -8426,13 +8164,12 @@
       <w:pPr>
         <w:keepNext w:val="false"/>
         <w:pBdr>
-          <w:right w:val="single" w:color="2E5E3A" w:sz="18" w:space="8"/>
+          <w:left w:val="single" w:color="2E5E3A" w:sz="18" w:space="8"/>
         </w:pBdr>
         <w:shd w:fill="EDF5EF" w:color="auto" w:val="clear"/>
         <w:bidi/>
         <w:spacing w:after="140" w:before="0" w:line="300"/>
         <w:ind w:left="120" w:right="120"/>
-        <w:jc w:val="right"/>
       </w:pPr>
       <w:r>
         <w:rPr>
@@ -8468,7 +8205,6 @@
         <w:keepNext w:val="false"/>
         <w:bidi/>
         <w:spacing w:after="120" w:before="0" w:line="300"/>
-        <w:jc w:val="right"/>
       </w:pPr>
       <w:r>
         <w:rPr>
@@ -8494,7 +8230,6 @@
         </w:numPr>
         <w:bidi/>
         <w:spacing w:after="80" w:line="290"/>
-        <w:jc w:val="right"/>
       </w:pPr>
       <w:r>
         <w:rPr>
@@ -8520,7 +8255,6 @@
         </w:numPr>
         <w:bidi/>
         <w:spacing w:after="80" w:line="290"/>
-        <w:jc w:val="right"/>
       </w:pPr>
       <w:r>
         <w:rPr>
@@ -8546,7 +8280,6 @@
         </w:numPr>
         <w:bidi/>
         <w:spacing w:after="80" w:line="290"/>
-        <w:jc w:val="right"/>
       </w:pPr>
       <w:r>
         <w:rPr>
@@ -8572,7 +8305,6 @@
         </w:numPr>
         <w:bidi/>
         <w:spacing w:after="80" w:line="290"/>
-        <w:jc w:val="right"/>
       </w:pPr>
       <w:r>
         <w:rPr>
@@ -8598,7 +8330,6 @@
         </w:numPr>
         <w:bidi/>
         <w:spacing w:after="80" w:line="290"/>
-        <w:jc w:val="right"/>
       </w:pPr>
       <w:r>
         <w:rPr>
@@ -8624,7 +8355,6 @@
         </w:numPr>
         <w:bidi/>
         <w:spacing w:after="80" w:line="290"/>
-        <w:jc w:val="right"/>
       </w:pPr>
       <w:r>
         <w:rPr>
@@ -8647,7 +8377,6 @@
         <w:keepNext/>
         <w:bidi/>
         <w:spacing w:after="160" w:before="320"/>
-        <w:jc w:val="right"/>
       </w:pPr>
       <w:r>
         <w:rPr>
@@ -8670,7 +8399,6 @@
         <w:keepNext w:val="false"/>
         <w:bidi/>
         <w:spacing w:after="120" w:before="0" w:line="300"/>
-        <w:jc w:val="right"/>
       </w:pPr>
       <w:r>
         <w:rPr>
@@ -8692,7 +8420,6 @@
         <w:keepNext w:val="false"/>
         <w:bidi/>
         <w:spacing w:after="120" w:before="0" w:line="300"/>
-        <w:jc w:val="right"/>
       </w:pPr>
       <w:r>
         <w:rPr>
@@ -8714,7 +8441,6 @@
         <w:keepNext w:val="false"/>
         <w:bidi/>
         <w:spacing w:after="120" w:before="0" w:line="300"/>
-        <w:jc w:val="right"/>
       </w:pPr>
       <w:r>
         <w:rPr>
@@ -8750,7 +8476,6 @@
         <w:keepNext w:val="false"/>
         <w:bidi/>
         <w:spacing w:after="40" w:before="0" w:line="300"/>
-        <w:jc w:val="right"/>
       </w:pPr>
       <w:r>
         <w:rPr>
@@ -8786,7 +8511,6 @@
         <w:keepNext w:val="false"/>
         <w:bidi/>
         <w:spacing w:after="120" w:before="0" w:line="300"/>
-        <w:jc w:val="right"/>
       </w:pPr>
       <w:r>
         <w:rPr>
@@ -8823,7 +8547,6 @@
         <w:keepNext/>
         <w:bidi/>
         <w:spacing w:after="160" w:before="320"/>
-        <w:jc w:val="right"/>
       </w:pPr>
       <w:r>
         <w:rPr>
@@ -8846,7 +8569,6 @@
         <w:keepNext w:val="false"/>
         <w:bidi/>
         <w:spacing w:after="120" w:before="0" w:line="300"/>
-        <w:jc w:val="right"/>
       </w:pPr>
       <w:r>
         <w:rPr>
@@ -8882,7 +8604,6 @@
         <w:keepNext w:val="false"/>
         <w:bidi/>
         <w:spacing w:after="120" w:before="0" w:line="300"/>
-        <w:jc w:val="right"/>
       </w:pPr>
       <w:r>
         <w:rPr>
@@ -8903,13 +8624,12 @@
       <w:pPr>
         <w:keepNext w:val="false"/>
         <w:pBdr>
-          <w:right w:val="single" w:color="8A6A12" w:sz="18" w:space="8"/>
+          <w:left w:val="single" w:color="8A6A12" w:sz="18" w:space="8"/>
         </w:pBdr>
         <w:shd w:fill="FBF6E7" w:color="auto" w:val="clear"/>
         <w:bidi/>
         <w:spacing w:after="140" w:before="0" w:line="300"/>
         <w:ind w:left="120" w:right="120"/>
-        <w:jc w:val="right"/>
       </w:pPr>
       <w:r>
         <w:rPr>
@@ -8949,7 +8669,6 @@
         </w:numPr>
         <w:bidi/>
         <w:spacing w:after="80" w:line="290"/>
-        <w:jc w:val="right"/>
       </w:pPr>
       <w:r>
         <w:rPr>
@@ -8975,7 +8694,6 @@
         </w:numPr>
         <w:bidi/>
         <w:spacing w:after="80" w:line="290"/>
-        <w:jc w:val="right"/>
       </w:pPr>
       <w:r>
         <w:rPr>
@@ -9001,7 +8719,6 @@
         </w:numPr>
         <w:bidi/>
         <w:spacing w:after="80" w:line="290"/>
-        <w:jc w:val="right"/>
       </w:pPr>
       <w:r>
         <w:rPr>
@@ -9027,7 +8744,6 @@
         </w:numPr>
         <w:bidi/>
         <w:spacing w:after="80" w:line="290"/>
-        <w:jc w:val="right"/>
       </w:pPr>
       <w:r>
         <w:rPr>
@@ -9050,7 +8766,6 @@
         <w:keepNext/>
         <w:bidi/>
         <w:spacing w:after="160" w:before="320"/>
-        <w:jc w:val="right"/>
       </w:pPr>
       <w:r>
         <w:rPr>
@@ -9073,7 +8788,6 @@
         <w:keepNext w:val="false"/>
         <w:bidi/>
         <w:spacing w:after="40" w:before="0" w:line="300"/>
-        <w:jc w:val="right"/>
       </w:pPr>
       <w:r>
         <w:rPr>
@@ -9109,7 +8823,6 @@
         <w:keepNext w:val="false"/>
         <w:bidi/>
         <w:spacing w:after="120" w:before="0" w:line="300"/>
-        <w:jc w:val="right"/>
       </w:pPr>
       <w:r>
         <w:rPr>
@@ -9145,7 +8858,6 @@
         <w:keepNext w:val="false"/>
         <w:bidi/>
         <w:spacing w:after="40" w:before="0" w:line="300"/>
-        <w:jc w:val="right"/>
       </w:pPr>
       <w:r>
         <w:rPr>
@@ -9181,7 +8893,6 @@
         <w:keepNext w:val="false"/>
         <w:bidi/>
         <w:spacing w:after="120" w:before="0" w:line="300"/>
-        <w:jc w:val="right"/>
       </w:pPr>
       <w:r>
         <w:rPr>
@@ -9217,7 +8928,6 @@
         <w:keepNext w:val="false"/>
         <w:bidi/>
         <w:spacing w:after="120" w:before="0" w:line="300"/>
-        <w:jc w:val="right"/>
       </w:pPr>
       <w:r>
         <w:rPr>
@@ -9243,7 +8953,6 @@
         </w:numPr>
         <w:bidi/>
         <w:spacing w:after="80" w:line="290"/>
-        <w:jc w:val="right"/>
       </w:pPr>
       <w:r>
         <w:rPr>
@@ -9269,7 +8978,6 @@
         </w:numPr>
         <w:bidi/>
         <w:spacing w:after="80" w:line="290"/>
-        <w:jc w:val="right"/>
       </w:pPr>
       <w:r>
         <w:rPr>
@@ -9295,7 +9003,6 @@
         </w:numPr>
         <w:bidi/>
         <w:spacing w:after="80" w:line="290"/>
-        <w:jc w:val="right"/>
       </w:pPr>
       <w:r>
         <w:rPr>
@@ -9321,7 +9028,6 @@
         </w:numPr>
         <w:bidi/>
         <w:spacing w:after="80" w:line="290"/>
-        <w:jc w:val="right"/>
       </w:pPr>
       <w:r>
         <w:rPr>
@@ -9343,7 +9049,6 @@
         <w:keepNext w:val="false"/>
         <w:bidi/>
         <w:spacing w:after="120" w:before="0" w:line="300"/>
-        <w:jc w:val="right"/>
       </w:pPr>
       <w:r>
         <w:rPr>
@@ -9388,7 +9093,6 @@
         <w:keepNext/>
         <w:bidi/>
         <w:spacing w:after="160" w:before="400"/>
-        <w:jc w:val="right"/>
       </w:pPr>
       <w:r>
         <w:rPr>
@@ -9411,7 +9115,6 @@
         <w:keepNext w:val="false"/>
         <w:bidi/>
         <w:spacing w:after="120" w:before="0" w:line="300"/>
-        <w:jc w:val="right"/>
       </w:pPr>
       <w:r>
         <w:rPr>
@@ -9434,7 +9137,6 @@
         <w:keepNext/>
         <w:bidi/>
         <w:spacing w:after="160" w:before="320"/>
-        <w:jc w:val="right"/>
       </w:pPr>
       <w:r>
         <w:rPr>
@@ -9457,7 +9159,6 @@
         <w:keepNext w:val="false"/>
         <w:bidi/>
         <w:spacing w:after="120" w:before="0" w:line="300"/>
-        <w:jc w:val="right"/>
       </w:pPr>
       <w:r>
         <w:rPr>
@@ -9478,12 +9179,11 @@
       <w:pPr>
         <w:keepNext w:val="false"/>
         <w:pBdr>
-          <w:right w:val="single" w:color="CCCCCC" w:sz="18" w:space="8"/>
+          <w:left w:val="single" w:color="CCCCCC" w:sz="18" w:space="8"/>
         </w:pBdr>
         <w:bidi/>
         <w:spacing w:after="60" w:before="0" w:line="280"/>
         <w:ind w:left="360" w:right="360"/>
-        <w:jc w:val="right"/>
       </w:pPr>
       <w:r>
         <w:rPr>
@@ -9505,7 +9205,6 @@
         <w:keepNext w:val="false"/>
         <w:bidi/>
         <w:spacing w:after="120" w:before="0" w:line="300"/>
-        <w:jc w:val="right"/>
       </w:pPr>
       <w:r>
         <w:rPr>
@@ -9541,7 +9240,6 @@
         <w:keepNext w:val="false"/>
         <w:bidi/>
         <w:spacing w:after="120" w:before="0" w:line="300"/>
-        <w:jc w:val="right"/>
       </w:pPr>
       <w:r>
         <w:rPr>
@@ -9562,12 +9260,11 @@
       <w:pPr>
         <w:keepNext w:val="false"/>
         <w:pBdr>
-          <w:right w:val="single" w:color="8A6A12" w:sz="18" w:space="8"/>
+          <w:left w:val="single" w:color="8A6A12" w:sz="18" w:space="8"/>
         </w:pBdr>
         <w:bidi/>
         <w:spacing w:after="60" w:before="0" w:line="280"/>
         <w:ind w:left="360" w:right="360"/>
-        <w:jc w:val="right"/>
       </w:pPr>
       <w:r>
         <w:rPr>
@@ -9589,7 +9286,6 @@
         <w:keepNext w:val="false"/>
         <w:bidi/>
         <w:spacing w:after="120" w:before="0" w:line="300"/>
-        <w:jc w:val="right"/>
       </w:pPr>
       <w:r>
         <w:rPr>
@@ -9611,7 +9307,6 @@
         <w:keepNext w:val="false"/>
         <w:bidi/>
         <w:spacing w:after="120" w:before="0" w:line="300"/>
-        <w:jc w:val="right"/>
       </w:pPr>
       <w:r>
         <w:rPr>
@@ -9648,7 +9343,6 @@
         <w:keepNext/>
         <w:bidi/>
         <w:spacing w:after="160" w:before="320"/>
-        <w:jc w:val="right"/>
       </w:pPr>
       <w:r>
         <w:rPr>
@@ -9671,7 +9365,6 @@
         <w:keepNext w:val="false"/>
         <w:bidi/>
         <w:spacing w:after="120" w:before="0" w:line="300"/>
-        <w:jc w:val="right"/>
       </w:pPr>
       <w:r>
         <w:rPr>
@@ -9692,12 +9385,11 @@
       <w:pPr>
         <w:keepNext w:val="false"/>
         <w:pBdr>
-          <w:right w:val="single" w:color="CCCCCC" w:sz="18" w:space="8"/>
+          <w:left w:val="single" w:color="CCCCCC" w:sz="18" w:space="8"/>
         </w:pBdr>
         <w:bidi/>
         <w:spacing w:after="60" w:before="0" w:line="280"/>
         <w:ind w:left="360" w:right="360"/>
-        <w:jc w:val="right"/>
       </w:pPr>
       <w:r>
         <w:rPr>
@@ -9718,12 +9410,11 @@
       <w:pPr>
         <w:keepNext w:val="false"/>
         <w:pBdr>
-          <w:right w:val="single" w:color="CCCCCC" w:sz="18" w:space="8"/>
+          <w:left w:val="single" w:color="CCCCCC" w:sz="18" w:space="8"/>
         </w:pBdr>
         <w:bidi/>
         <w:spacing w:after="60" w:before="0" w:line="280"/>
         <w:ind w:left="360" w:right="360"/>
-        <w:jc w:val="right"/>
       </w:pPr>
       <w:r>
         <w:rPr>
@@ -9745,7 +9436,6 @@
         <w:keepNext w:val="false"/>
         <w:bidi/>
         <w:spacing w:after="120" w:before="0" w:line="300"/>
-        <w:jc w:val="right"/>
       </w:pPr>
       <w:r>
         <w:rPr>
@@ -9767,7 +9457,6 @@
         <w:keepNext w:val="false"/>
         <w:bidi/>
         <w:spacing w:after="120" w:before="0" w:line="300"/>
-        <w:jc w:val="right"/>
       </w:pPr>
       <w:r>
         <w:rPr>
@@ -9802,13 +9491,12 @@
       <w:pPr>
         <w:keepNext w:val="false"/>
         <w:pBdr>
-          <w:right w:val="single" w:color="2E5E3A" w:sz="18" w:space="8"/>
+          <w:left w:val="single" w:color="2E5E3A" w:sz="18" w:space="8"/>
         </w:pBdr>
         <w:shd w:fill="EDF5EF" w:color="auto" w:val="clear"/>
         <w:bidi/>
         <w:spacing w:after="140" w:before="0" w:line="300"/>
         <w:ind w:left="120" w:right="120"/>
-        <w:jc w:val="right"/>
       </w:pPr>
       <w:r>
         <w:rPr>
@@ -9845,7 +9533,6 @@
         <w:keepNext/>
         <w:bidi/>
         <w:spacing w:after="160" w:before="320"/>
-        <w:jc w:val="right"/>
       </w:pPr>
       <w:r>
         <w:rPr>
@@ -9868,7 +9555,6 @@
         <w:keepNext w:val="false"/>
         <w:bidi/>
         <w:spacing w:after="120" w:before="0" w:line="300"/>
-        <w:jc w:val="right"/>
       </w:pPr>
       <w:r>
         <w:rPr>
@@ -9890,7 +9576,6 @@
         <w:keepNext w:val="false"/>
         <w:bidi/>
         <w:spacing w:after="40" w:before="0" w:line="300"/>
-        <w:jc w:val="right"/>
       </w:pPr>
       <w:r>
         <w:rPr>
@@ -9925,12 +9610,11 @@
       <w:pPr>
         <w:keepNext w:val="false"/>
         <w:pBdr>
-          <w:right w:val="single" w:color="8A6A12" w:sz="18" w:space="8"/>
+          <w:left w:val="single" w:color="8A6A12" w:sz="18" w:space="8"/>
         </w:pBdr>
         <w:bidi/>
         <w:spacing w:after="60" w:before="0" w:line="280"/>
         <w:ind w:left="360" w:right="360"/>
-        <w:jc w:val="right"/>
       </w:pPr>
       <w:r>
         <w:rPr>
@@ -9952,7 +9636,6 @@
         <w:keepNext w:val="false"/>
         <w:bidi/>
         <w:spacing w:after="120" w:before="0" w:line="300"/>
-        <w:jc w:val="right"/>
       </w:pPr>
       <w:r>
         <w:rPr>
@@ -9975,7 +9658,6 @@
         <w:keepNext/>
         <w:bidi/>
         <w:spacing w:after="160" w:before="320"/>
-        <w:jc w:val="right"/>
       </w:pPr>
       <w:r>
         <w:rPr>
@@ -9998,7 +9680,6 @@
         <w:keepNext w:val="false"/>
         <w:bidi/>
         <w:spacing w:after="120" w:before="0" w:line="300"/>
-        <w:jc w:val="right"/>
       </w:pPr>
       <w:r>
         <w:rPr>
@@ -10020,7 +9701,6 @@
         <w:keepNext w:val="false"/>
         <w:bidi/>
         <w:spacing w:after="120" w:before="0" w:line="300"/>
-        <w:jc w:val="right"/>
       </w:pPr>
       <w:r>
         <w:rPr>
@@ -10056,7 +9736,6 @@
         <w:keepNext w:val="false"/>
         <w:bidi/>
         <w:spacing w:after="120" w:before="0" w:line="300"/>
-        <w:jc w:val="right"/>
       </w:pPr>
       <w:r>
         <w:rPr>
@@ -10079,7 +9758,6 @@
         <w:keepNext/>
         <w:bidi/>
         <w:spacing w:after="160" w:before="320"/>
-        <w:jc w:val="right"/>
       </w:pPr>
       <w:r>
         <w:rPr>
@@ -10102,7 +9780,6 @@
         <w:keepNext w:val="false"/>
         <w:bidi/>
         <w:spacing w:after="120" w:before="0" w:line="300"/>
-        <w:jc w:val="right"/>
       </w:pPr>
       <w:r>
         <w:rPr>
@@ -10124,7 +9801,6 @@
         <w:keepNext w:val="false"/>
         <w:bidi/>
         <w:spacing w:after="120" w:before="0" w:line="300"/>
-        <w:jc w:val="right"/>
       </w:pPr>
       <w:r>
         <w:rPr>
@@ -10146,7 +9822,6 @@
         <w:keepNext w:val="false"/>
         <w:bidi/>
         <w:spacing w:after="120" w:before="0" w:line="300"/>
-        <w:jc w:val="right"/>
       </w:pPr>
       <w:r>
         <w:rPr>
@@ -10168,7 +9843,6 @@
         <w:keepNext w:val="false"/>
         <w:bidi/>
         <w:spacing w:after="120" w:before="0" w:line="300"/>
-        <w:jc w:val="right"/>
       </w:pPr>
       <w:r>
         <w:rPr>
@@ -10189,13 +9863,12 @@
       <w:pPr>
         <w:keepNext w:val="false"/>
         <w:pBdr>
-          <w:right w:val="single" w:color="8A6A12" w:sz="18" w:space="8"/>
+          <w:left w:val="single" w:color="8A6A12" w:sz="18" w:space="8"/>
         </w:pBdr>
         <w:shd w:fill="FBF6E7" w:color="auto" w:val="clear"/>
         <w:bidi/>
         <w:spacing w:after="140" w:before="0" w:line="300"/>
         <w:ind w:left="120" w:right="120"/>
-        <w:jc w:val="right"/>
       </w:pPr>
       <w:r>
         <w:rPr>
@@ -10231,7 +9904,6 @@
         <w:keepNext w:val="false"/>
         <w:bidi/>
         <w:spacing w:after="120" w:before="0" w:line="300"/>
-        <w:jc w:val="right"/>
       </w:pPr>
       <w:r>
         <w:rPr>
@@ -10262,7 +9934,6 @@
         <w:keepNext/>
         <w:bidi/>
         <w:spacing w:after="160" w:before="400"/>
-        <w:jc w:val="right"/>
       </w:pPr>
       <w:r>
         <w:rPr>
@@ -10285,7 +9956,6 @@
         <w:keepNext w:val="false"/>
         <w:bidi/>
         <w:spacing w:after="120" w:before="0" w:line="300"/>
-        <w:jc w:val="right"/>
       </w:pPr>
       <w:r>
         <w:rPr>
@@ -10307,7 +9977,6 @@
         <w:keepNext w:val="false"/>
         <w:bidi/>
         <w:spacing w:after="120" w:before="0" w:line="300"/>
-        <w:jc w:val="right"/>
       </w:pPr>
       <w:r>
         <w:rPr>
@@ -10343,7 +10012,6 @@
         <w:keepNext w:val="false"/>
         <w:bidi/>
         <w:spacing w:after="120" w:before="0" w:line="300"/>
-        <w:jc w:val="right"/>
       </w:pPr>
       <w:r>
         <w:rPr>
@@ -10365,7 +10033,6 @@
         <w:keepNext w:val="false"/>
         <w:bidi/>
         <w:spacing w:after="40" w:before="0" w:line="300"/>
-        <w:jc w:val="right"/>
       </w:pPr>
       <w:r>
         <w:rPr>
@@ -10401,7 +10068,6 @@
         <w:keepNext w:val="false"/>
         <w:bidi/>
         <w:spacing w:after="40" w:before="0" w:line="300"/>
-        <w:jc w:val="right"/>
       </w:pPr>
       <w:r>
         <w:rPr>
@@ -10437,7 +10103,6 @@
         <w:keepNext w:val="false"/>
         <w:bidi/>
         <w:spacing w:after="120" w:before="0" w:line="300"/>
-        <w:jc w:val="right"/>
       </w:pPr>
       <w:r>
         <w:rPr>
@@ -10459,7 +10124,6 @@
         <w:keepNext w:val="false"/>
         <w:bidi/>
         <w:spacing w:after="120" w:before="0" w:line="300"/>
-        <w:jc w:val="right"/>
       </w:pPr>
       <w:r>
         <w:rPr>
@@ -10481,7 +10145,6 @@
         <w:keepNext w:val="false"/>
         <w:bidi/>
         <w:spacing w:after="120" w:before="0" w:line="300"/>
-        <w:jc w:val="right"/>
       </w:pPr>
       <w:r>
         <w:rPr>
@@ -10503,7 +10166,6 @@
         <w:keepNext w:val="false"/>
         <w:bidi/>
         <w:spacing w:after="120" w:before="0" w:line="300"/>
-        <w:jc w:val="right"/>
       </w:pPr>
       <w:r>
         <w:rPr>
@@ -10539,7 +10201,6 @@
         <w:keepNext w:val="false"/>
         <w:bidi/>
         <w:spacing w:after="120" w:before="0" w:line="300"/>
-        <w:jc w:val="right"/>
       </w:pPr>
       <w:r>
         <w:rPr>
@@ -10575,7 +10236,6 @@
         <w:keepNext w:val="false"/>
         <w:bidi/>
         <w:spacing w:after="120" w:before="0" w:line="300"/>
-        <w:jc w:val="right"/>
       </w:pPr>
       <w:r>
         <w:rPr>
@@ -10620,7 +10280,6 @@
         <w:keepNext/>
         <w:bidi/>
         <w:spacing w:after="160" w:before="400"/>
-        <w:jc w:val="right"/>
       </w:pPr>
       <w:r>
         <w:rPr>
@@ -10643,7 +10302,6 @@
         <w:keepNext w:val="false"/>
         <w:bidi/>
         <w:spacing w:after="120" w:before="0" w:line="300"/>
-        <w:jc w:val="right"/>
       </w:pPr>
       <w:r>
         <w:rPr>
@@ -10666,7 +10324,6 @@
         <w:keepNext/>
         <w:bidi/>
         <w:spacing w:after="160" w:before="320"/>
-        <w:jc w:val="right"/>
       </w:pPr>
       <w:r>
         <w:rPr>
@@ -10689,7 +10346,6 @@
         <w:keepNext w:val="false"/>
         <w:bidi/>
         <w:spacing w:after="120" w:before="0" w:line="300"/>
-        <w:jc w:val="right"/>
       </w:pPr>
       <w:r>
         <w:rPr>
@@ -10715,7 +10371,6 @@
         </w:numPr>
         <w:bidi/>
         <w:spacing w:after="80" w:line="290"/>
-        <w:jc w:val="right"/>
       </w:pPr>
       <w:r>
         <w:rPr>
@@ -10755,7 +10410,6 @@
         </w:numPr>
         <w:bidi/>
         <w:spacing w:after="80" w:line="290"/>
-        <w:jc w:val="right"/>
       </w:pPr>
       <w:r>
         <w:rPr>
@@ -10795,7 +10449,6 @@
         </w:numPr>
         <w:bidi/>
         <w:spacing w:after="80" w:line="290"/>
-        <w:jc w:val="right"/>
       </w:pPr>
       <w:r>
         <w:rPr>
@@ -10832,7 +10485,6 @@
         <w:keepNext/>
         <w:bidi/>
         <w:spacing w:after="160" w:before="320"/>
-        <w:jc w:val="right"/>
       </w:pPr>
       <w:r>
         <w:rPr>
@@ -10855,7 +10507,6 @@
         <w:keepNext w:val="false"/>
         <w:bidi/>
         <w:spacing w:after="120" w:before="0" w:line="300"/>
-        <w:jc w:val="right"/>
       </w:pPr>
       <w:r>
         <w:rPr>
@@ -10881,7 +10532,6 @@
         </w:numPr>
         <w:bidi/>
         <w:spacing w:after="80" w:line="290"/>
-        <w:jc w:val="right"/>
       </w:pPr>
       <w:r>
         <w:rPr>
@@ -10907,7 +10557,6 @@
         </w:numPr>
         <w:bidi/>
         <w:spacing w:after="80" w:line="290"/>
-        <w:jc w:val="right"/>
       </w:pPr>
       <w:r>
         <w:rPr>
@@ -10933,7 +10582,6 @@
         </w:numPr>
         <w:bidi/>
         <w:spacing w:after="80" w:line="290"/>
-        <w:jc w:val="right"/>
       </w:pPr>
       <w:r>
         <w:rPr>
@@ -10959,7 +10607,6 @@
         </w:numPr>
         <w:bidi/>
         <w:spacing w:after="80" w:line="290"/>
-        <w:jc w:val="right"/>
       </w:pPr>
       <w:r>
         <w:rPr>
@@ -10985,7 +10632,6 @@
         </w:numPr>
         <w:bidi/>
         <w:spacing w:after="80" w:line="290"/>
-        <w:jc w:val="right"/>
       </w:pPr>
       <w:r>
         <w:rPr>
@@ -11011,7 +10657,6 @@
         </w:numPr>
         <w:bidi/>
         <w:spacing w:after="80" w:line="290"/>
-        <w:jc w:val="right"/>
       </w:pPr>
       <w:r>
         <w:rPr>
@@ -11037,7 +10682,6 @@
         </w:numPr>
         <w:bidi/>
         <w:spacing w:after="80" w:line="290"/>
-        <w:jc w:val="right"/>
       </w:pPr>
       <w:r>
         <w:rPr>
@@ -11063,7 +10707,6 @@
         </w:numPr>
         <w:bidi/>
         <w:spacing w:after="80" w:line="290"/>
-        <w:jc w:val="right"/>
       </w:pPr>
       <w:r>
         <w:rPr>
@@ -11089,7 +10732,6 @@
         </w:numPr>
         <w:bidi/>
         <w:spacing w:after="80" w:line="290"/>
-        <w:jc w:val="right"/>
       </w:pPr>
       <w:r>
         <w:rPr>
@@ -11112,7 +10754,6 @@
         <w:keepNext/>
         <w:bidi/>
         <w:spacing w:after="160" w:before="320"/>
-        <w:jc w:val="right"/>
       </w:pPr>
       <w:r>
         <w:rPr>
@@ -11139,7 +10780,6 @@
         </w:numPr>
         <w:bidi/>
         <w:spacing w:after="80" w:line="290"/>
-        <w:jc w:val="right"/>
       </w:pPr>
       <w:r>
         <w:rPr>
@@ -11179,7 +10819,6 @@
         </w:numPr>
         <w:bidi/>
         <w:spacing w:after="80" w:line="290"/>
-        <w:jc w:val="right"/>
       </w:pPr>
       <w:r>
         <w:rPr>
@@ -11219,7 +10858,6 @@
         </w:numPr>
         <w:bidi/>
         <w:spacing w:after="80" w:line="290"/>
-        <w:jc w:val="right"/>
       </w:pPr>
       <w:r>
         <w:rPr>
@@ -11259,7 +10897,6 @@
         </w:numPr>
         <w:bidi/>
         <w:spacing w:after="80" w:line="290"/>
-        <w:jc w:val="right"/>
       </w:pPr>
       <w:r>
         <w:rPr>
@@ -11299,7 +10936,6 @@
         </w:numPr>
         <w:bidi/>
         <w:spacing w:after="80" w:line="290"/>
-        <w:jc w:val="right"/>
       </w:pPr>
       <w:r>
         <w:rPr>
@@ -11339,7 +10975,6 @@
         </w:numPr>
         <w:bidi/>
         <w:spacing w:after="80" w:line="290"/>
-        <w:jc w:val="right"/>
       </w:pPr>
       <w:r>
         <w:rPr>
@@ -11379,7 +11014,6 @@
         </w:numPr>
         <w:bidi/>
         <w:spacing w:after="80" w:line="290"/>
-        <w:jc w:val="right"/>
       </w:pPr>
       <w:r>
         <w:rPr>
@@ -11416,7 +11050,6 @@
         <w:keepNext/>
         <w:bidi/>
         <w:spacing w:after="160" w:before="320"/>
-        <w:jc w:val="right"/>
       </w:pPr>
       <w:r>
         <w:rPr>
@@ -11443,7 +11076,6 @@
         </w:numPr>
         <w:bidi/>
         <w:spacing w:after="80" w:line="290"/>
-        <w:jc w:val="right"/>
       </w:pPr>
       <w:r>
         <w:rPr>
@@ -11469,7 +11101,6 @@
         </w:numPr>
         <w:bidi/>
         <w:spacing w:after="80" w:line="290"/>
-        <w:jc w:val="right"/>
       </w:pPr>
       <w:r>
         <w:rPr>
@@ -11495,7 +11126,6 @@
         </w:numPr>
         <w:bidi/>
         <w:spacing w:after="80" w:line="290"/>
-        <w:jc w:val="right"/>
       </w:pPr>
       <w:r>
         <w:rPr>
@@ -11521,7 +11151,6 @@
         </w:numPr>
         <w:bidi/>
         <w:spacing w:after="80" w:line="290"/>
-        <w:jc w:val="right"/>
       </w:pPr>
       <w:r>
         <w:rPr>
@@ -11547,7 +11176,6 @@
         </w:numPr>
         <w:bidi/>
         <w:spacing w:after="80" w:line="290"/>
-        <w:jc w:val="right"/>
       </w:pPr>
       <w:r>
         <w:rPr>
@@ -11573,7 +11201,6 @@
         </w:numPr>
         <w:bidi/>
         <w:spacing w:after="80" w:line="290"/>
-        <w:jc w:val="right"/>
       </w:pPr>
       <w:r>
         <w:rPr>
@@ -11599,7 +11226,6 @@
         </w:numPr>
         <w:bidi/>
         <w:spacing w:after="80" w:line="290"/>
-        <w:jc w:val="right"/>
       </w:pPr>
       <w:r>
         <w:rPr>
@@ -11622,7 +11248,6 @@
         <w:keepNext/>
         <w:bidi/>
         <w:spacing w:after="160" w:before="320"/>
-        <w:jc w:val="right"/>
       </w:pPr>
       <w:r>
         <w:rPr>
@@ -11649,7 +11274,6 @@
         </w:numPr>
         <w:bidi/>
         <w:spacing w:after="80" w:line="290"/>
-        <w:jc w:val="right"/>
       </w:pPr>
       <w:r>
         <w:rPr>
@@ -11675,7 +11299,6 @@
         </w:numPr>
         <w:bidi/>
         <w:spacing w:after="80" w:line="290"/>
-        <w:jc w:val="right"/>
       </w:pPr>
       <w:r>
         <w:rPr>
@@ -11701,7 +11324,6 @@
         </w:numPr>
         <w:bidi/>
         <w:spacing w:after="80" w:line="290"/>
-        <w:jc w:val="right"/>
       </w:pPr>
       <w:r>
         <w:rPr>
@@ -11727,7 +11349,6 @@
         </w:numPr>
         <w:bidi/>
         <w:spacing w:after="80" w:line="290"/>
-        <w:jc w:val="right"/>
       </w:pPr>
       <w:r>
         <w:rPr>
@@ -11753,7 +11374,6 @@
         </w:numPr>
         <w:bidi/>
         <w:spacing w:after="80" w:line="290"/>
-        <w:jc w:val="right"/>
       </w:pPr>
       <w:r>
         <w:rPr>
@@ -11779,7 +11399,6 @@
         </w:numPr>
         <w:bidi/>
         <w:spacing w:after="80" w:line="290"/>
-        <w:jc w:val="right"/>
       </w:pPr>
       <w:r>
         <w:rPr>
@@ -11805,7 +11424,6 @@
         </w:numPr>
         <w:bidi/>
         <w:spacing w:after="80" w:line="290"/>
-        <w:jc w:val="right"/>
       </w:pPr>
       <w:r>
         <w:rPr>
@@ -11836,7 +11454,6 @@
         <w:keepNext/>
         <w:bidi/>
         <w:spacing w:after="160" w:before="400"/>
-        <w:jc w:val="right"/>
       </w:pPr>
       <w:r>
         <w:rPr>
@@ -11859,7 +11476,6 @@
         <w:keepNext w:val="false"/>
         <w:bidi/>
         <w:spacing w:after="120" w:before="0" w:line="300"/>
-        <w:jc w:val="right"/>
       </w:pPr>
       <w:r>
         <w:rPr>
@@ -11916,7 +11532,6 @@
               <w:shd w:fill="EDEFF2" w:color="auto" w:val="clear"/>
               <w:bidi/>
               <w:spacing w:after="40" w:before="0" w:line="300"/>
-              <w:jc w:val="right"/>
             </w:pPr>
             <w:r>
               <w:rPr>
@@ -11951,7 +11566,6 @@
               <w:shd w:fill="EDEFF2" w:color="auto" w:val="clear"/>
               <w:bidi/>
               <w:spacing w:after="40" w:before="0" w:line="300"/>
-              <w:jc w:val="right"/>
             </w:pPr>
             <w:r>
               <w:rPr>
@@ -11986,7 +11600,6 @@
               <w:shd w:fill="EDEFF2" w:color="auto" w:val="clear"/>
               <w:bidi/>
               <w:spacing w:after="40" w:before="0" w:line="300"/>
-              <w:jc w:val="right"/>
             </w:pPr>
             <w:r>
               <w:rPr>
@@ -12021,7 +11634,6 @@
               <w:shd w:fill="EDEFF2" w:color="auto" w:val="clear"/>
               <w:bidi/>
               <w:spacing w:after="40" w:before="0" w:line="300"/>
-              <w:jc w:val="right"/>
             </w:pPr>
             <w:r>
               <w:rPr>
@@ -12056,7 +11668,6 @@
               <w:keepNext w:val="false"/>
               <w:bidi/>
               <w:spacing w:after="40" w:before="0" w:line="300"/>
-              <w:jc w:val="right"/>
             </w:pPr>
             <w:r>
               <w:rPr>
@@ -12089,7 +11700,6 @@
               <w:keepNext w:val="false"/>
               <w:bidi/>
               <w:spacing w:after="40" w:before="0" w:line="300"/>
-              <w:jc w:val="right"/>
             </w:pPr>
             <w:r>
               <w:rPr>
@@ -12122,7 +11732,6 @@
               <w:keepNext w:val="false"/>
               <w:bidi/>
               <w:spacing w:after="40" w:before="0" w:line="300"/>
-              <w:jc w:val="right"/>
             </w:pPr>
             <w:r>
               <w:rPr>
@@ -12155,7 +11764,6 @@
               <w:keepNext w:val="false"/>
               <w:bidi/>
               <w:spacing w:after="40" w:before="0" w:line="300"/>
-              <w:jc w:val="right"/>
             </w:pPr>
             <w:r>
               <w:rPr>
@@ -12192,7 +11800,6 @@
               <w:shd w:fill="FAFAFA" w:color="auto" w:val="clear"/>
               <w:bidi/>
               <w:spacing w:after="40" w:before="0" w:line="300"/>
-              <w:jc w:val="right"/>
             </w:pPr>
             <w:r>
               <w:rPr>
@@ -12227,7 +11834,6 @@
               <w:shd w:fill="FAFAFA" w:color="auto" w:val="clear"/>
               <w:bidi/>
               <w:spacing w:after="40" w:before="0" w:line="300"/>
-              <w:jc w:val="right"/>
             </w:pPr>
             <w:r>
               <w:rPr>
@@ -12262,7 +11868,6 @@
               <w:shd w:fill="FAFAFA" w:color="auto" w:val="clear"/>
               <w:bidi/>
               <w:spacing w:after="40" w:before="0" w:line="300"/>
-              <w:jc w:val="right"/>
             </w:pPr>
             <w:r>
               <w:rPr>
@@ -12297,7 +11902,6 @@
               <w:shd w:fill="FAFAFA" w:color="auto" w:val="clear"/>
               <w:bidi/>
               <w:spacing w:after="40" w:before="0" w:line="300"/>
-              <w:jc w:val="right"/>
             </w:pPr>
             <w:r>
               <w:rPr>
@@ -12332,7 +11936,6 @@
               <w:keepNext w:val="false"/>
               <w:bidi/>
               <w:spacing w:after="40" w:before="0" w:line="300"/>
-              <w:jc w:val="right"/>
             </w:pPr>
             <w:r>
               <w:rPr>
@@ -12365,7 +11968,6 @@
               <w:keepNext w:val="false"/>
               <w:bidi/>
               <w:spacing w:after="40" w:before="0" w:line="300"/>
-              <w:jc w:val="right"/>
             </w:pPr>
             <w:r>
               <w:rPr>
@@ -12398,7 +12000,6 @@
               <w:keepNext w:val="false"/>
               <w:bidi/>
               <w:spacing w:after="40" w:before="0" w:line="300"/>
-              <w:jc w:val="right"/>
             </w:pPr>
             <w:r>
               <w:rPr>
@@ -12431,7 +12032,6 @@
               <w:keepNext w:val="false"/>
               <w:bidi/>
               <w:spacing w:after="40" w:before="0" w:line="300"/>
-              <w:jc w:val="right"/>
             </w:pPr>
             <w:r>
               <w:rPr>
@@ -12468,7 +12068,6 @@
               <w:shd w:fill="FAFAFA" w:color="auto" w:val="clear"/>
               <w:bidi/>
               <w:spacing w:after="40" w:before="0" w:line="300"/>
-              <w:jc w:val="right"/>
             </w:pPr>
             <w:r>
               <w:rPr>
@@ -12503,7 +12102,6 @@
               <w:shd w:fill="FAFAFA" w:color="auto" w:val="clear"/>
               <w:bidi/>
               <w:spacing w:after="40" w:before="0" w:line="300"/>
-              <w:jc w:val="right"/>
             </w:pPr>
             <w:r>
               <w:rPr>
@@ -12538,7 +12136,6 @@
               <w:shd w:fill="FAFAFA" w:color="auto" w:val="clear"/>
               <w:bidi/>
               <w:spacing w:after="40" w:before="0" w:line="300"/>
-              <w:jc w:val="right"/>
             </w:pPr>
             <w:r>
               <w:rPr>
@@ -12573,7 +12170,6 @@
               <w:shd w:fill="FAFAFA" w:color="auto" w:val="clear"/>
               <w:bidi/>
               <w:spacing w:after="40" w:before="0" w:line="300"/>
-              <w:jc w:val="right"/>
             </w:pPr>
             <w:r>
               <w:rPr>
@@ -12608,7 +12204,6 @@
               <w:keepNext w:val="false"/>
               <w:bidi/>
               <w:spacing w:after="40" w:before="0" w:line="300"/>
-              <w:jc w:val="right"/>
             </w:pPr>
             <w:r>
               <w:rPr>
@@ -12641,7 +12236,6 @@
               <w:keepNext w:val="false"/>
               <w:bidi/>
               <w:spacing w:after="40" w:before="0" w:line="300"/>
-              <w:jc w:val="right"/>
             </w:pPr>
             <w:r>
               <w:rPr>
@@ -12674,7 +12268,6 @@
               <w:keepNext w:val="false"/>
               <w:bidi/>
               <w:spacing w:after="40" w:before="0" w:line="300"/>
-              <w:jc w:val="right"/>
             </w:pPr>
             <w:r>
               <w:rPr>
@@ -12707,7 +12300,6 @@
               <w:keepNext w:val="false"/>
               <w:bidi/>
               <w:spacing w:after="40" w:before="0" w:line="300"/>
-              <w:jc w:val="right"/>
             </w:pPr>
             <w:r>
               <w:rPr>
@@ -12744,7 +12336,6 @@
               <w:shd w:fill="FAFAFA" w:color="auto" w:val="clear"/>
               <w:bidi/>
               <w:spacing w:after="40" w:before="0" w:line="300"/>
-              <w:jc w:val="right"/>
             </w:pPr>
             <w:r>
               <w:rPr>
@@ -12779,7 +12370,6 @@
               <w:shd w:fill="FAFAFA" w:color="auto" w:val="clear"/>
               <w:bidi/>
               <w:spacing w:after="40" w:before="0" w:line="300"/>
-              <w:jc w:val="right"/>
             </w:pPr>
             <w:r>
               <w:rPr>
@@ -12814,7 +12404,6 @@
               <w:shd w:fill="FAFAFA" w:color="auto" w:val="clear"/>
               <w:bidi/>
               <w:spacing w:after="40" w:before="0" w:line="300"/>
-              <w:jc w:val="right"/>
             </w:pPr>
             <w:r>
               <w:rPr>
@@ -12849,7 +12438,6 @@
               <w:shd w:fill="FAFAFA" w:color="auto" w:val="clear"/>
               <w:bidi/>
               <w:spacing w:after="40" w:before="0" w:line="300"/>
-              <w:jc w:val="right"/>
             </w:pPr>
             <w:r>
               <w:rPr>
@@ -12884,7 +12472,6 @@
               <w:keepNext w:val="false"/>
               <w:bidi/>
               <w:spacing w:after="40" w:before="0" w:line="300"/>
-              <w:jc w:val="right"/>
             </w:pPr>
             <w:r>
               <w:rPr>
@@ -12917,7 +12504,6 @@
               <w:keepNext w:val="false"/>
               <w:bidi/>
               <w:spacing w:after="40" w:before="0" w:line="300"/>
-              <w:jc w:val="right"/>
             </w:pPr>
             <w:r>
               <w:rPr>
@@ -12950,7 +12536,6 @@
               <w:keepNext w:val="false"/>
               <w:bidi/>
               <w:spacing w:after="40" w:before="0" w:line="300"/>
-              <w:jc w:val="right"/>
             </w:pPr>
             <w:r>
               <w:rPr>
@@ -12983,7 +12568,6 @@
               <w:keepNext w:val="false"/>
               <w:bidi/>
               <w:spacing w:after="40" w:before="0" w:line="300"/>
-              <w:jc w:val="right"/>
             </w:pPr>
             <w:r>
               <w:rPr>
@@ -13020,7 +12604,6 @@
               <w:shd w:fill="FAFAFA" w:color="auto" w:val="clear"/>
               <w:bidi/>
               <w:spacing w:after="40" w:before="0" w:line="300"/>
-              <w:jc w:val="right"/>
             </w:pPr>
             <w:r>
               <w:rPr>
@@ -13055,7 +12638,6 @@
               <w:shd w:fill="FAFAFA" w:color="auto" w:val="clear"/>
               <w:bidi/>
               <w:spacing w:after="40" w:before="0" w:line="300"/>
-              <w:jc w:val="right"/>
             </w:pPr>
             <w:r>
               <w:rPr>
@@ -13090,7 +12672,6 @@
               <w:shd w:fill="FAFAFA" w:color="auto" w:val="clear"/>
               <w:bidi/>
               <w:spacing w:after="40" w:before="0" w:line="300"/>
-              <w:jc w:val="right"/>
             </w:pPr>
             <w:r>
               <w:rPr>
@@ -13125,7 +12706,6 @@
               <w:shd w:fill="FAFAFA" w:color="auto" w:val="clear"/>
               <w:bidi/>
               <w:spacing w:after="40" w:before="0" w:line="300"/>
-              <w:jc w:val="right"/>
             </w:pPr>
             <w:r>
               <w:rPr>
@@ -13160,7 +12740,6 @@
               <w:keepNext w:val="false"/>
               <w:bidi/>
               <w:spacing w:after="40" w:before="0" w:line="300"/>
-              <w:jc w:val="right"/>
             </w:pPr>
             <w:r>
               <w:rPr>
@@ -13193,7 +12772,6 @@
               <w:keepNext w:val="false"/>
               <w:bidi/>
               <w:spacing w:after="40" w:before="0" w:line="300"/>
-              <w:jc w:val="right"/>
             </w:pPr>
             <w:r>
               <w:rPr>
@@ -13226,7 +12804,6 @@
               <w:keepNext w:val="false"/>
               <w:bidi/>
               <w:spacing w:after="40" w:before="0" w:line="300"/>
-              <w:jc w:val="right"/>
             </w:pPr>
             <w:r>
               <w:rPr>
@@ -13259,7 +12836,6 @@
               <w:keepNext w:val="false"/>
               <w:bidi/>
               <w:spacing w:after="40" w:before="0" w:line="300"/>
-              <w:jc w:val="right"/>
             </w:pPr>
             <w:r>
               <w:rPr>
@@ -13296,7 +12872,6 @@
               <w:shd w:fill="FAFAFA" w:color="auto" w:val="clear"/>
               <w:bidi/>
               <w:spacing w:after="40" w:before="0" w:line="300"/>
-              <w:jc w:val="right"/>
             </w:pPr>
             <w:r>
               <w:rPr>
@@ -13331,7 +12906,6 @@
               <w:shd w:fill="FAFAFA" w:color="auto" w:val="clear"/>
               <w:bidi/>
               <w:spacing w:after="40" w:before="0" w:line="300"/>
-              <w:jc w:val="right"/>
             </w:pPr>
             <w:r>
               <w:rPr>
@@ -13366,7 +12940,6 @@
               <w:shd w:fill="FAFAFA" w:color="auto" w:val="clear"/>
               <w:bidi/>
               <w:spacing w:after="40" w:before="0" w:line="300"/>
-              <w:jc w:val="right"/>
             </w:pPr>
             <w:r>
               <w:rPr>
@@ -13401,7 +12974,6 @@
               <w:shd w:fill="FAFAFA" w:color="auto" w:val="clear"/>
               <w:bidi/>
               <w:spacing w:after="40" w:before="0" w:line="300"/>
-              <w:jc w:val="right"/>
             </w:pPr>
             <w:r>
               <w:rPr>
@@ -13436,7 +13008,6 @@
               <w:keepNext w:val="false"/>
               <w:bidi/>
               <w:spacing w:after="40" w:before="0" w:line="300"/>
-              <w:jc w:val="right"/>
             </w:pPr>
             <w:r>
               <w:rPr>
@@ -13469,7 +13040,6 @@
               <w:keepNext w:val="false"/>
               <w:bidi/>
               <w:spacing w:after="40" w:before="0" w:line="300"/>
-              <w:jc w:val="right"/>
             </w:pPr>
             <w:r>
               <w:rPr>
@@ -13502,7 +13072,6 @@
               <w:keepNext w:val="false"/>
               <w:bidi/>
               <w:spacing w:after="40" w:before="0" w:line="300"/>
-              <w:jc w:val="right"/>
             </w:pPr>
             <w:r>
               <w:rPr>
@@ -13535,7 +13104,6 @@
               <w:keepNext w:val="false"/>
               <w:bidi/>
               <w:spacing w:after="40" w:before="0" w:line="300"/>
-              <w:jc w:val="right"/>
             </w:pPr>
             <w:r>
               <w:rPr>
@@ -13572,7 +13140,6 @@
               <w:shd w:fill="FAFAFA" w:color="auto" w:val="clear"/>
               <w:bidi/>
               <w:spacing w:after="40" w:before="0" w:line="300"/>
-              <w:jc w:val="right"/>
             </w:pPr>
             <w:r>
               <w:rPr>
@@ -13607,7 +13174,6 @@
               <w:shd w:fill="FAFAFA" w:color="auto" w:val="clear"/>
               <w:bidi/>
               <w:spacing w:after="40" w:before="0" w:line="300"/>
-              <w:jc w:val="right"/>
             </w:pPr>
             <w:r>
               <w:rPr>
@@ -13642,7 +13208,6 @@
               <w:shd w:fill="FAFAFA" w:color="auto" w:val="clear"/>
               <w:bidi/>
               <w:spacing w:after="40" w:before="0" w:line="300"/>
-              <w:jc w:val="right"/>
             </w:pPr>
             <w:r>
               <w:rPr>
@@ -13677,7 +13242,6 @@
               <w:shd w:fill="FAFAFA" w:color="auto" w:val="clear"/>
               <w:bidi/>
               <w:spacing w:after="40" w:before="0" w:line="300"/>
-              <w:jc w:val="right"/>
             </w:pPr>
             <w:r>
               <w:rPr>
@@ -13712,7 +13276,6 @@
               <w:keepNext w:val="false"/>
               <w:bidi/>
               <w:spacing w:after="40" w:before="0" w:line="300"/>
-              <w:jc w:val="right"/>
             </w:pPr>
             <w:r>
               <w:rPr>
@@ -13745,7 +13308,6 @@
               <w:keepNext w:val="false"/>
               <w:bidi/>
               <w:spacing w:after="40" w:before="0" w:line="300"/>
-              <w:jc w:val="right"/>
             </w:pPr>
             <w:r>
               <w:rPr>
@@ -13778,7 +13340,6 @@
               <w:keepNext w:val="false"/>
               <w:bidi/>
               <w:spacing w:after="40" w:before="0" w:line="300"/>
-              <w:jc w:val="right"/>
             </w:pPr>
             <w:r>
               <w:rPr>
@@ -13811,7 +13372,6 @@
               <w:keepNext w:val="false"/>
               <w:bidi/>
               <w:spacing w:after="40" w:before="0" w:line="300"/>
-              <w:jc w:val="right"/>
             </w:pPr>
             <w:r>
               <w:rPr>
@@ -13848,7 +13408,6 @@
               <w:shd w:fill="FAFAFA" w:color="auto" w:val="clear"/>
               <w:bidi/>
               <w:spacing w:after="40" w:before="0" w:line="300"/>
-              <w:jc w:val="right"/>
             </w:pPr>
             <w:r>
               <w:rPr>
@@ -13883,7 +13442,6 @@
               <w:shd w:fill="FAFAFA" w:color="auto" w:val="clear"/>
               <w:bidi/>
               <w:spacing w:after="40" w:before="0" w:line="300"/>
-              <w:jc w:val="right"/>
             </w:pPr>
             <w:r>
               <w:rPr>
@@ -13918,7 +13476,6 @@
               <w:shd w:fill="FAFAFA" w:color="auto" w:val="clear"/>
               <w:bidi/>
               <w:spacing w:after="40" w:before="0" w:line="300"/>
-              <w:jc w:val="right"/>
             </w:pPr>
             <w:r>
               <w:rPr>
@@ -13953,7 +13510,6 @@
               <w:shd w:fill="FAFAFA" w:color="auto" w:val="clear"/>
               <w:bidi/>
               <w:spacing w:after="40" w:before="0" w:line="300"/>
-              <w:jc w:val="right"/>
             </w:pPr>
             <w:r>
               <w:rPr>
@@ -13988,7 +13544,6 @@
               <w:keepNext w:val="false"/>
               <w:bidi/>
               <w:spacing w:after="40" w:before="0" w:line="300"/>
-              <w:jc w:val="right"/>
             </w:pPr>
             <w:r>
               <w:rPr>
@@ -14021,7 +13576,6 @@
               <w:keepNext w:val="false"/>
               <w:bidi/>
               <w:spacing w:after="40" w:before="0" w:line="300"/>
-              <w:jc w:val="right"/>
             </w:pPr>
             <w:r>
               <w:rPr>
@@ -14054,7 +13608,6 @@
               <w:keepNext w:val="false"/>
               <w:bidi/>
               <w:spacing w:after="40" w:before="0" w:line="300"/>
-              <w:jc w:val="right"/>
             </w:pPr>
             <w:r>
               <w:rPr>
@@ -14087,7 +13640,6 @@
               <w:keepNext w:val="false"/>
               <w:bidi/>
               <w:spacing w:after="40" w:before="0" w:line="300"/>
-              <w:jc w:val="right"/>
             </w:pPr>
             <w:r>
               <w:rPr>
@@ -14124,7 +13676,6 @@
               <w:shd w:fill="FAFAFA" w:color="auto" w:val="clear"/>
               <w:bidi/>
               <w:spacing w:after="40" w:before="0" w:line="300"/>
-              <w:jc w:val="right"/>
             </w:pPr>
             <w:r>
               <w:rPr>
@@ -14159,7 +13710,6 @@
               <w:shd w:fill="FAFAFA" w:color="auto" w:val="clear"/>
               <w:bidi/>
               <w:spacing w:after="40" w:before="0" w:line="300"/>
-              <w:jc w:val="right"/>
             </w:pPr>
             <w:r>
               <w:rPr>
@@ -14194,7 +13744,6 @@
               <w:shd w:fill="FAFAFA" w:color="auto" w:val="clear"/>
               <w:bidi/>
               <w:spacing w:after="40" w:before="0" w:line="300"/>
-              <w:jc w:val="right"/>
             </w:pPr>
             <w:r>
               <w:rPr>
@@ -14229,7 +13778,6 @@
               <w:shd w:fill="FAFAFA" w:color="auto" w:val="clear"/>
               <w:bidi/>
               <w:spacing w:after="40" w:before="0" w:line="300"/>
-              <w:jc w:val="right"/>
             </w:pPr>
             <w:r>
               <w:rPr>
@@ -14264,7 +13812,6 @@
               <w:keepNext w:val="false"/>
               <w:bidi/>
               <w:spacing w:after="40" w:before="0" w:line="300"/>
-              <w:jc w:val="right"/>
             </w:pPr>
             <w:r>
               <w:rPr>
@@ -14297,7 +13844,6 @@
               <w:keepNext w:val="false"/>
               <w:bidi/>
               <w:spacing w:after="40" w:before="0" w:line="300"/>
-              <w:jc w:val="right"/>
             </w:pPr>
             <w:r>
               <w:rPr>
@@ -14330,7 +13876,6 @@
               <w:keepNext w:val="false"/>
               <w:bidi/>
               <w:spacing w:after="40" w:before="0" w:line="300"/>
-              <w:jc w:val="right"/>
             </w:pPr>
             <w:r>
               <w:rPr>
@@ -14363,7 +13908,6 @@
               <w:keepNext w:val="false"/>
               <w:bidi/>
               <w:spacing w:after="40" w:before="0" w:line="300"/>
-              <w:jc w:val="right"/>
             </w:pPr>
             <w:r>
               <w:rPr>
@@ -14400,7 +13944,6 @@
               <w:shd w:fill="FAFAFA" w:color="auto" w:val="clear"/>
               <w:bidi/>
               <w:spacing w:after="40" w:before="0" w:line="300"/>
-              <w:jc w:val="right"/>
             </w:pPr>
             <w:r>
               <w:rPr>
@@ -14435,7 +13978,6 @@
               <w:shd w:fill="FAFAFA" w:color="auto" w:val="clear"/>
               <w:bidi/>
               <w:spacing w:after="40" w:before="0" w:line="300"/>
-              <w:jc w:val="right"/>
             </w:pPr>
             <w:r>
               <w:rPr>
@@ -14470,7 +14012,6 @@
               <w:shd w:fill="FAFAFA" w:color="auto" w:val="clear"/>
               <w:bidi/>
               <w:spacing w:after="40" w:before="0" w:line="300"/>
-              <w:jc w:val="right"/>
             </w:pPr>
             <w:r>
               <w:rPr>
@@ -14505,7 +14046,6 @@
               <w:shd w:fill="FAFAFA" w:color="auto" w:val="clear"/>
               <w:bidi/>
               <w:spacing w:after="40" w:before="0" w:line="300"/>
-              <w:jc w:val="right"/>
             </w:pPr>
             <w:r>
               <w:rPr>
@@ -14540,7 +14080,6 @@
               <w:keepNext w:val="false"/>
               <w:bidi/>
               <w:spacing w:after="40" w:before="0" w:line="300"/>
-              <w:jc w:val="right"/>
             </w:pPr>
             <w:r>
               <w:rPr>
@@ -14573,7 +14112,6 @@
               <w:keepNext w:val="false"/>
               <w:bidi/>
               <w:spacing w:after="40" w:before="0" w:line="300"/>
-              <w:jc w:val="right"/>
             </w:pPr>
             <w:r>
               <w:rPr>
@@ -14606,7 +14144,6 @@
               <w:keepNext w:val="false"/>
               <w:bidi/>
               <w:spacing w:after="40" w:before="0" w:line="300"/>
-              <w:jc w:val="right"/>
             </w:pPr>
             <w:r>
               <w:rPr>
@@ -14639,7 +14176,6 @@
               <w:keepNext w:val="false"/>
               <w:bidi/>
               <w:spacing w:after="40" w:before="0" w:line="300"/>
-              <w:jc w:val="right"/>
             </w:pPr>
             <w:r>
               <w:rPr>
@@ -14676,7 +14212,6 @@
               <w:shd w:fill="FAFAFA" w:color="auto" w:val="clear"/>
               <w:bidi/>
               <w:spacing w:after="40" w:before="0" w:line="300"/>
-              <w:jc w:val="right"/>
             </w:pPr>
             <w:r>
               <w:rPr>
@@ -14711,7 +14246,6 @@
               <w:shd w:fill="FAFAFA" w:color="auto" w:val="clear"/>
               <w:bidi/>
               <w:spacing w:after="40" w:before="0" w:line="300"/>
-              <w:jc w:val="right"/>
             </w:pPr>
             <w:r>
               <w:rPr>
@@ -14746,7 +14280,6 @@
               <w:shd w:fill="FAFAFA" w:color="auto" w:val="clear"/>
               <w:bidi/>
               <w:spacing w:after="40" w:before="0" w:line="300"/>
-              <w:jc w:val="right"/>
             </w:pPr>
             <w:r>
               <w:rPr>
@@ -14781,7 +14314,6 @@
               <w:shd w:fill="FAFAFA" w:color="auto" w:val="clear"/>
               <w:bidi/>
               <w:spacing w:after="40" w:before="0" w:line="300"/>
-              <w:jc w:val="right"/>
             </w:pPr>
             <w:r>
               <w:rPr>
@@ -14816,7 +14348,6 @@
               <w:keepNext w:val="false"/>
               <w:bidi/>
               <w:spacing w:after="40" w:before="0" w:line="300"/>
-              <w:jc w:val="right"/>
             </w:pPr>
             <w:r>
               <w:rPr>
@@ -14849,7 +14380,6 @@
               <w:keepNext w:val="false"/>
               <w:bidi/>
               <w:spacing w:after="40" w:before="0" w:line="300"/>
-              <w:jc w:val="right"/>
             </w:pPr>
             <w:r>
               <w:rPr>
@@ -14882,7 +14412,6 @@
               <w:keepNext w:val="false"/>
               <w:bidi/>
               <w:spacing w:after="40" w:before="0" w:line="300"/>
-              <w:jc w:val="right"/>
             </w:pPr>
             <w:r>
               <w:rPr>
@@ -14915,7 +14444,6 @@
               <w:keepNext w:val="false"/>
               <w:bidi/>
               <w:spacing w:after="40" w:before="0" w:line="300"/>
-              <w:jc w:val="right"/>
             </w:pPr>
             <w:r>
               <w:rPr>
@@ -14952,7 +14480,6 @@
               <w:shd w:fill="FAFAFA" w:color="auto" w:val="clear"/>
               <w:bidi/>
               <w:spacing w:after="40" w:before="0" w:line="300"/>
-              <w:jc w:val="right"/>
             </w:pPr>
             <w:r>
               <w:rPr>
@@ -14987,7 +14514,6 @@
               <w:shd w:fill="FAFAFA" w:color="auto" w:val="clear"/>
               <w:bidi/>
               <w:spacing w:after="40" w:before="0" w:line="300"/>
-              <w:jc w:val="right"/>
             </w:pPr>
             <w:r>
               <w:rPr>
@@ -15022,7 +14548,6 @@
               <w:shd w:fill="FAFAFA" w:color="auto" w:val="clear"/>
               <w:bidi/>
               <w:spacing w:after="40" w:before="0" w:line="300"/>
-              <w:jc w:val="right"/>
             </w:pPr>
             <w:r>
               <w:rPr>
@@ -15057,7 +14582,6 @@
               <w:shd w:fill="FAFAFA" w:color="auto" w:val="clear"/>
               <w:bidi/>
               <w:spacing w:after="40" w:before="0" w:line="300"/>
-              <w:jc w:val="right"/>
             </w:pPr>
             <w:r>
               <w:rPr>
@@ -15091,7 +14615,6 @@
         <w:keepNext/>
         <w:bidi/>
         <w:spacing w:after="160" w:before="400"/>
-        <w:jc w:val="right"/>
       </w:pPr>
       <w:r>
         <w:rPr>
@@ -15114,7 +14637,6 @@
         <w:keepNext w:val="false"/>
         <w:bidi/>
         <w:spacing w:after="120" w:before="0" w:line="300"/>
-        <w:jc w:val="right"/>
       </w:pPr>
       <w:r>
         <w:rPr>
@@ -15150,7 +14672,6 @@
         <w:keepNext w:val="false"/>
         <w:bidi/>
         <w:spacing w:after="120" w:before="0" w:line="300"/>
-        <w:jc w:val="right"/>
       </w:pPr>
       <w:r>
         <w:rPr>
@@ -15187,7 +14708,6 @@
         <w:keepNext/>
         <w:bidi/>
         <w:spacing w:after="160" w:before="320"/>
-        <w:jc w:val="right"/>
       </w:pPr>
       <w:r>
         <w:rPr>
@@ -15214,7 +14734,6 @@
         </w:numPr>
         <w:bidi/>
         <w:spacing w:after="80" w:line="290"/>
-        <w:jc w:val="right"/>
       </w:pPr>
       <w:r>
         <w:rPr>
@@ -15254,7 +14773,6 @@
         </w:numPr>
         <w:bidi/>
         <w:spacing w:after="80" w:line="290"/>
-        <w:jc w:val="right"/>
       </w:pPr>
       <w:r>
         <w:rPr>
@@ -15294,7 +14812,6 @@
         </w:numPr>
         <w:bidi/>
         <w:spacing w:after="80" w:line="290"/>
-        <w:jc w:val="right"/>
       </w:pPr>
       <w:r>
         <w:rPr>
@@ -15334,7 +14851,6 @@
         </w:numPr>
         <w:bidi/>
         <w:spacing w:after="80" w:line="290"/>
-        <w:jc w:val="right"/>
       </w:pPr>
       <w:r>
         <w:rPr>
@@ -15374,7 +14890,6 @@
         </w:numPr>
         <w:bidi/>
         <w:spacing w:after="80" w:line="290"/>
-        <w:jc w:val="right"/>
       </w:pPr>
       <w:r>
         <w:rPr>
@@ -15414,7 +14929,6 @@
         </w:numPr>
         <w:bidi/>
         <w:spacing w:after="80" w:line="290"/>
-        <w:jc w:val="right"/>
       </w:pPr>
       <w:r>
         <w:rPr>
@@ -15451,7 +14965,6 @@
         <w:keepNext/>
         <w:bidi/>
         <w:spacing w:after="160" w:before="320"/>
-        <w:jc w:val="right"/>
       </w:pPr>
       <w:r>
         <w:rPr>
@@ -15474,7 +14987,6 @@
         <w:keepNext w:val="false"/>
         <w:bidi/>
         <w:spacing w:after="120" w:before="0" w:line="300"/>
-        <w:jc w:val="right"/>
       </w:pPr>
       <w:r>
         <w:rPr>
@@ -15497,7 +15009,6 @@
         <w:keepNext/>
         <w:bidi/>
         <w:spacing w:after="160" w:before="320"/>
-        <w:jc w:val="right"/>
       </w:pPr>
       <w:r>
         <w:rPr>
@@ -15524,7 +15035,6 @@
         </w:numPr>
         <w:bidi/>
         <w:spacing w:after="80" w:line="290"/>
-        <w:jc w:val="right"/>
       </w:pPr>
       <w:r>
         <w:rPr>
@@ -15564,7 +15074,6 @@
         </w:numPr>
         <w:bidi/>
         <w:spacing w:after="80" w:line="290"/>
-        <w:jc w:val="right"/>
       </w:pPr>
       <w:r>
         <w:rPr>
@@ -15604,7 +15113,6 @@
         </w:numPr>
         <w:bidi/>
         <w:spacing w:after="80" w:line="290"/>
-        <w:jc w:val="right"/>
       </w:pPr>
       <w:r>
         <w:rPr>
@@ -15641,7 +15149,6 @@
         <w:keepNext/>
         <w:bidi/>
         <w:spacing w:after="160" w:before="320"/>
-        <w:jc w:val="right"/>
       </w:pPr>
       <w:r>
         <w:rPr>
@@ -15664,7 +15171,6 @@
         <w:keepNext w:val="false"/>
         <w:bidi/>
         <w:spacing w:after="120" w:before="0" w:line="300"/>
-        <w:jc w:val="right"/>
       </w:pPr>
       <w:r>
         <w:rPr>
@@ -15694,7 +15200,6 @@
         <w:keepNext w:val="false"/>
         <w:bidi/>
         <w:spacing w:after="0" w:before="0" w:line="300"/>
-        <w:jc w:val="right"/>
       </w:pPr>
       <w:r>
         <w:rPr>
@@ -15716,7 +15221,6 @@
         <w:keepNext w:val="false"/>
         <w:bidi/>
         <w:spacing w:after="0" w:before="0" w:line="300"/>
-        <w:jc w:val="right"/>
       </w:pPr>
       <w:r>
         <w:rPr>
@@ -15738,7 +15242,6 @@
         <w:keepNext w:val="false"/>
         <w:bidi/>
         <w:spacing w:after="0" w:before="0" w:line="300"/>
-        <w:jc w:val="right"/>
       </w:pPr>
       <w:r>
         <w:rPr>
@@ -16071,10 +15574,10 @@
       <w:start w:val="1"/>
       <w:numFmt w:val="bullet"/>
       <w:lvlText w:val="•"/>
-      <w:lvlJc w:val="right"/>
-      <w:pPr>
-        <w:bidi/>
-        <w:ind w:right="360" w:hanging="240"/>
+      <w:lvlJc w:val="left"/>
+      <w:pPr>
+        <w:bidi/>
+        <w:ind w:left="360" w:hanging="240"/>
       </w:pPr>
       <w:rPr>
         <w:rFonts w:ascii="Arial" w:cs="Arial" w:eastAsia="Arial" w:hAnsi="Arial"/>
@@ -16085,10 +15588,10 @@
       <w:start w:val="1"/>
       <w:numFmt w:val="bullet"/>
       <w:lvlText w:val="◦"/>
-      <w:lvlJc w:val="right"/>
-      <w:pPr>
-        <w:bidi/>
-        <w:ind w:right="720" w:hanging="240"/>
+      <w:lvlJc w:val="left"/>
+      <w:pPr>
+        <w:bidi/>
+        <w:ind w:left="720" w:hanging="240"/>
       </w:pPr>
       <w:rPr>
         <w:rFonts w:ascii="Arial" w:cs="Arial" w:eastAsia="Arial" w:hAnsi="Arial"/>
@@ -16102,10 +15605,10 @@
       <w:start w:val="1"/>
       <w:numFmt w:val="decimal"/>
       <w:lvlText w:val="%1."/>
-      <w:lvlJc w:val="right"/>
-      <w:pPr>
-        <w:bidi/>
-        <w:ind w:right="400" w:hanging="240"/>
+      <w:lvlJc w:val="left"/>
+      <w:pPr>
+        <w:bidi/>
+        <w:ind w:left="400" w:hanging="240"/>
       </w:pPr>
       <w:rPr>
         <w:rFonts w:ascii="Arial" w:cs="Arial" w:eastAsia="Arial" w:hAnsi="Arial"/>
@@ -16149,7 +15652,6 @@
     <w:pPrDefault>
       <w:pPr>
         <w:bidi/>
-        <w:jc w:val="right"/>
       </w:pPr>
     </w:pPrDefault>
   </w:docDefaults>
